--- a/layunin-theme/downloadables/4_THE_ELITE_MINDSET_MATRIX.docx
+++ b/layunin-theme/downloadables/4_THE_ELITE_MINDSET_MATRIX.docx
@@ -10,7 +10,8 @@
         <w:rPr>
           <w:rFonts w:ascii="Georgia" w:hAnsi="Georgia"/>
           <w:b/>
-          <w:sz w:val="48"/>
+          <w:color w:val="050A18"/>
+          <w:sz w:val="56"/>
         </w:rPr>
         <w:t>THE ELITE MINDSET MATRIX</w:t>
       </w:r>
@@ -22,7 +23,8 @@
       <w:r>
         <w:rPr>
           <w:i/>
-          <w:sz w:val="28"/>
+          <w:color w:val="C5A02B"/>
+          <w:sz w:val="32"/>
         </w:rPr>
         <w:t>Psychological Fortitude and Decision-Making Mastery for High-Achievers</w:t>
       </w:r>
@@ -37,12 +39,28 @@
         <w:pStyle w:val="Heading1"/>
       </w:pPr>
       <w:r>
-        <w:t>Radical Responsibility</w:t>
+        <w:t>Strategic Roadmap</w:t>
       </w:r>
     </w:p>
     <w:p>
       <w:r>
-        <w:t>The foundational principle of the Elite Architect. Own your outcomes, own your solutions.</w:t>
+        <w:t>This blueprint is structured for rapid implementation and long-term mastery. Follow the phases in sequence for maximum ROI.</w:t>
+      </w:r>
+    </w:p>
+    <w:p>
+      <w:pPr>
+        <w:pStyle w:val="Heading2"/>
+      </w:pPr>
+      <w:r>
+        <w:t>The Foundation of Radical Responsibility</w:t>
+      </w:r>
+    </w:p>
+    <w:p>
+      <w:pPr>
+        <w:jc w:val="left"/>
+      </w:pPr>
+      <w:r>
+        <w:t>The Elite Architect knows that they are the primary cause of all their results. This section details the 'Internal Locus of Control' and how to eliminate the 'Victim Narrative' that holds most people back.</w:t>
       </w:r>
     </w:p>
     <w:p>
@@ -52,15 +70,18 @@
     </w:p>
     <w:p>
       <w:pPr>
-        <w:pStyle w:val="Heading1"/>
+        <w:pStyle w:val="Heading2"/>
       </w:pPr>
       <w:r>
-        <w:t>The Stoic Filter</w:t>
+        <w:t>The Stoic Filter for Modern Chaos</w:t>
       </w:r>
     </w:p>
     <w:p>
+      <w:pPr>
+        <w:jc w:val="left"/>
+      </w:pPr>
       <w:r>
-        <w:t>Applying ancient wisdom to modern chaos. How to maintain absolute focus during market volatility and personal crises.</w:t>
+        <w:t>Learn ancient techniques to maintain absolute calm and focus during market volatility, personal setbacks, and high-pressure negotiations. We cover the 'View from Above' and the 'Pre-meditation of Evils' as practical business tools.</w:t>
       </w:r>
     </w:p>
     <w:p>
@@ -70,15 +91,18 @@
     </w:p>
     <w:p>
       <w:pPr>
-        <w:pStyle w:val="Heading1"/>
+        <w:pStyle w:val="Heading2"/>
       </w:pPr>
       <w:r>
-        <w:t>Pareto Decision Making</w:t>
+        <w:t>Pareto Decision Making (80/20 Thinking)</w:t>
       </w:r>
     </w:p>
     <w:p>
+      <w:pPr>
+        <w:jc w:val="left"/>
+      </w:pPr>
       <w:r>
-        <w:t>Identifying the 20% of mental models that drive 80% of your success. Stop overthinking and start deciding.</w:t>
+        <w:t>Most decisions don't matter. Learn to identify the 2 Mental Models that drive 80% of your progress. We provide a 'Diagnostic Matrix' for making complex choices with speed and precision.</w:t>
       </w:r>
     </w:p>
     <w:p>
@@ -88,15 +112,18 @@
     </w:p>
     <w:p>
       <w:pPr>
-        <w:pStyle w:val="Heading1"/>
+        <w:pStyle w:val="Heading2"/>
       </w:pPr>
       <w:r>
         <w:t>The Flow State Protocol</w:t>
       </w:r>
     </w:p>
     <w:p>
+      <w:pPr>
+        <w:jc w:val="left"/>
+      </w:pPr>
       <w:r>
-        <w:t>Neuroscience-backed methods to enter and maintain deep work states for hours at a time.</w:t>
+        <w:t>Deep work is a superpower. Learn the neuroscience-backed rituals to enter a state of total immersion. We detail the '4 Pillars of Flow' and how to architect your schedule to capitalize on your peak biological energy levels.</w:t>
       </w:r>
     </w:p>
     <w:p>
@@ -106,16 +133,40 @@
     </w:p>
     <w:p>
       <w:pPr>
-        <w:sectPr>
-          <w:footerReference w:type="default" r:id="rId9"/>
-          <w:pgSz w:w="12240" w:h="15840"/>
-          <w:pgMar w:top="1440" w:right="1800" w:bottom="1440" w:left="1800" w:header="720" w:footer="720" w:gutter="0"/>
-          <w:cols w:space="720"/>
-          <w:docGrid w:linePitch="360"/>
-        </w:sectPr>
+        <w:pStyle w:val="Heading2"/>
       </w:pPr>
+      <w:r>
+        <w:t>Cognitive Reframing for Growth</w:t>
+      </w:r>
+    </w:p>
+    <w:p>
+      <w:pPr>
+        <w:jc w:val="left"/>
+      </w:pPr>
+      <w:r>
+        <w:t>How to turn every failure into a 'System Audit'. Learn the exact language patterns the elite use to talk to themselves and their teams to ensure perpetual growth.</w:t>
+      </w:r>
+    </w:p>
+    <w:p>
+      <w:r>
+        <w:br/>
+      </w:r>
+    </w:p>
+    <w:p>
+      <w:pPr>
+        <w:pStyle w:val="Heading2"/>
+      </w:pPr>
+      <w:r>
+        <w:t>Final Executive Summary</w:t>
+      </w:r>
+    </w:p>
+    <w:p>
+      <w:r>
+        <w:t>Your potential is only as strong as the systems you deploy. This document serves as the architecture; you are the master builder. Initiate the protocol immediately.</w:t>
+      </w:r>
     </w:p>
     <w:sectPr>
+      <w:footerReference w:type="default" r:id="rId9"/>
       <w:pgSz w:w="12240" w:h="15840"/>
       <w:pgMar w:top="1440" w:right="1800" w:bottom="1440" w:left="1800" w:header="720" w:footer="720" w:gutter="0"/>
       <w:cols w:space="720"/>
@@ -132,7 +183,7 @@
       <w:pStyle w:val="Footer"/>
     </w:pPr>
     <w:r>
-      <w:t>© 2024 Layunin Elite Systems - Confidential &amp; Premium Content</w:t>
+      <w:t>© 2024 Layunin Elite Systems | Absolute Masterpiece Grade | Confidential</w:t>
     </w:r>
   </w:p>
 </w:ftr>

--- a/layunin-theme/downloadables/4_THE_ELITE_MINDSET_MATRIX.docx
+++ b/layunin-theme/downloadables/4_THE_ELITE_MINDSET_MATRIX.docx
@@ -11,7 +11,7 @@
           <w:rFonts w:ascii="Georgia" w:hAnsi="Georgia"/>
           <w:b/>
           <w:color w:val="050A18"/>
-          <w:sz w:val="56"/>
+          <w:sz w:val="64"/>
         </w:rPr>
         <w:t>THE ELITE MINDSET MATRIX</w:t>
       </w:r>
@@ -24,9 +24,9 @@
         <w:rPr>
           <w:i/>
           <w:color w:val="C5A02B"/>
-          <w:sz w:val="32"/>
+          <w:sz w:val="36"/>
         </w:rPr>
-        <w:t>Psychological Fortitude and Decision-Making Mastery for High-Achievers</w:t>
+        <w:t>Decision-Making Mastery for High-Achievers</w:t>
       </w:r>
     </w:p>
     <w:p>
@@ -39,12 +39,12 @@
         <w:pStyle w:val="Heading1"/>
       </w:pPr>
       <w:r>
-        <w:t>Strategic Roadmap</w:t>
+        <w:t>I. THE ARCHITECTURAL CORE</w:t>
       </w:r>
     </w:p>
     <w:p>
       <w:r>
-        <w:t>This blueprint is structured for rapid implementation and long-term mastery. Follow the phases in sequence for maximum ROI.</w:t>
+        <w:t>This blueprint is a Tier-1 strategic asset designed for high-achievers. It provides the frameworks, the psychology, and the tools for absolute mastery.</w:t>
       </w:r>
     </w:p>
     <w:p>
@@ -52,7 +52,7 @@
         <w:pStyle w:val="Heading2"/>
       </w:pPr>
       <w:r>
-        <w:t>The Foundation of Radical Responsibility</w:t>
+        <w:t>Radical Responsibility</w:t>
       </w:r>
     </w:p>
     <w:p>
@@ -60,7 +60,7 @@
         <w:jc w:val="left"/>
       </w:pPr>
       <w:r>
-        <w:t>The Elite Architect knows that they are the primary cause of all their results. This section details the 'Internal Locus of Control' and how to eliminate the 'Victim Narrative' that holds most people back.</w:t>
+        <w:t>Own your outcomes entirely. Eliminate the victim narrative and adopt the Internal Locus of Control for absolute agency.</w:t>
       </w:r>
     </w:p>
     <w:p>
@@ -73,7 +73,7 @@
         <w:pStyle w:val="Heading2"/>
       </w:pPr>
       <w:r>
-        <w:t>The Stoic Filter for Modern Chaos</w:t>
+        <w:t>Stoic Filter for Chaos</w:t>
       </w:r>
     </w:p>
     <w:p>
@@ -81,7 +81,7 @@
         <w:jc w:val="left"/>
       </w:pPr>
       <w:r>
-        <w:t>Learn ancient techniques to maintain absolute calm and focus during market volatility, personal setbacks, and high-pressure negotiations. We cover the 'View from Above' and the 'Pre-meditation of Evils' as practical business tools.</w:t>
+        <w:t>Ancient techniques for absolute calm during market volatility and pressure. Practical use of the 'View from Above' and 'Pre-meditation of Evils'.</w:t>
       </w:r>
     </w:p>
     <w:p>
@@ -94,7 +94,7 @@
         <w:pStyle w:val="Heading2"/>
       </w:pPr>
       <w:r>
-        <w:t>Pareto Decision Making (80/20 Thinking)</w:t>
+        <w:t>Pareto Decision Making</w:t>
       </w:r>
     </w:p>
     <w:p>
@@ -102,7 +102,7 @@
         <w:jc w:val="left"/>
       </w:pPr>
       <w:r>
-        <w:t>Most decisions don't matter. Learn to identify the 2 Mental Models that drive 80% of your progress. We provide a 'Diagnostic Matrix' for making complex choices with speed and precision.</w:t>
+        <w:t>Identify the 2 mental models driving 80% of your progress. Use our Diagnostic Matrix to make complex choices with Tier-1 speed.</w:t>
       </w:r>
     </w:p>
     <w:p>
@@ -115,7 +115,7 @@
         <w:pStyle w:val="Heading2"/>
       </w:pPr>
       <w:r>
-        <w:t>The Flow State Protocol</w:t>
+        <w:t>Neuroscience-Backed Flow</w:t>
       </w:r>
     </w:p>
     <w:p>
@@ -123,7 +123,7 @@
         <w:jc w:val="left"/>
       </w:pPr>
       <w:r>
-        <w:t>Deep work is a superpower. Learn the neuroscience-backed rituals to enter a state of total immersion. We detail the '4 Pillars of Flow' and how to architect your schedule to capitalize on your peak biological energy levels.</w:t>
+        <w:t xml:space="preserve"> rituals for total immersion and peak output. Architect your schedule to capitalize on biological energy peaks.</w:t>
       </w:r>
     </w:p>
     <w:p>
@@ -136,7 +136,7 @@
         <w:pStyle w:val="Heading2"/>
       </w:pPr>
       <w:r>
-        <w:t>Cognitive Reframing for Growth</w:t>
+        <w:t>Cognitive Reframing Protocol</w:t>
       </w:r>
     </w:p>
     <w:p>
@@ -144,7 +144,7 @@
         <w:jc w:val="left"/>
       </w:pPr>
       <w:r>
-        <w:t>How to turn every failure into a 'System Audit'. Learn the exact language patterns the elite use to talk to themselves and their teams to ensure perpetual growth.</w:t>
+        <w:t>Turn failures into 'System Audits'. Master the language patterns of elite performers to ensure perpetual growth.</w:t>
       </w:r>
     </w:p>
     <w:p>
@@ -154,10 +154,58 @@
     </w:p>
     <w:p>
       <w:pPr>
-        <w:pStyle w:val="Heading2"/>
+        <w:pStyle w:val="Heading1"/>
       </w:pPr>
       <w:r>
-        <w:t>Final Executive Summary</w:t>
+        <w:t>II. ELITE EXECUTION CHECKLIST</w:t>
+      </w:r>
+    </w:p>
+    <w:p>
+      <w:pPr>
+        <w:pStyle w:val="ListBullet"/>
+      </w:pPr>
+      <w:r>
+        <w:t>Identify the 'Victim Narrative' currently holding back one area of your life.</w:t>
+      </w:r>
+    </w:p>
+    <w:p>
+      <w:pPr>
+        <w:pStyle w:val="ListBullet"/>
+      </w:pPr>
+      <w:r>
+        <w:t>Map your Peak Biological Energy windows for the next week.</w:t>
+      </w:r>
+    </w:p>
+    <w:p>
+      <w:pPr>
+        <w:pStyle w:val="ListBullet"/>
+      </w:pPr>
+      <w:r>
+        <w:t>Implement a 'Digital Sunset' ritual to protect your cognitive recovery.</w:t>
+      </w:r>
+    </w:p>
+    <w:p>
+      <w:pPr>
+        <w:pStyle w:val="ListBullet"/>
+      </w:pPr>
+      <w:r>
+        <w:t>Use the Diagnostic Matrix for your next major business decision.</w:t>
+      </w:r>
+    </w:p>
+    <w:p>
+      <w:pPr>
+        <w:pStyle w:val="ListBullet"/>
+      </w:pPr>
+      <w:r>
+        <w:t>Schedule one 4-hour Deep Work block for your Keystone Goal.</w:t>
+      </w:r>
+    </w:p>
+    <w:p>
+      <w:pPr>
+        <w:pStyle w:val="Heading1"/>
+      </w:pPr>
+      <w:r>
+        <w:t>III. FINAL EXECUTIVE SUMMARY</w:t>
       </w:r>
     </w:p>
     <w:p>

--- a/layunin-theme/downloadables/4_THE_ELITE_MINDSET_MATRIX.docx
+++ b/layunin-theme/downloadables/4_THE_ELITE_MINDSET_MATRIX.docx
@@ -26,7 +26,7 @@
           <w:color w:val="C5A02B"/>
           <w:sz w:val="36"/>
         </w:rPr>
-        <w:t>Decision-Making Mastery for High-Achievers</w:t>
+        <w:t>Psychological Fortitude and Decision-Making Mastery</w:t>
       </w:r>
     </w:p>
     <w:p>
@@ -52,7 +52,7 @@
         <w:pStyle w:val="Heading2"/>
       </w:pPr>
       <w:r>
-        <w:t>Radical Responsibility</w:t>
+        <w:t>I. SYSTEMS OVER MOTIVATION</w:t>
       </w:r>
     </w:p>
     <w:p>
@@ -60,7 +60,7 @@
         <w:jc w:val="left"/>
       </w:pPr>
       <w:r>
-        <w:t>Own your outcomes entirely. Eliminate the victim narrative and adopt the Internal Locus of Control for absolute agency.</w:t>
+        <w:t>Motivation is an unreliable chemical state. Systems are permanent architectural structures. The Master Architect relies on rituals of reflection and rules of decision to maintain absolute velocity regardless of mood.</w:t>
       </w:r>
     </w:p>
     <w:p>
@@ -73,7 +73,7 @@
         <w:pStyle w:val="Heading2"/>
       </w:pPr>
       <w:r>
-        <w:t>Stoic Filter for Chaos</w:t>
+        <w:t>II. RADICAL RESPONSIBILITY</w:t>
       </w:r>
     </w:p>
     <w:p>
@@ -81,7 +81,10 @@
         <w:jc w:val="left"/>
       </w:pPr>
       <w:r>
-        <w:t>Ancient techniques for absolute calm during market volatility and pressure. Practical use of the 'View from Above' and 'Pre-meditation of Evils'.</w:t>
+        <w:t xml:space="preserve">If it is in your world, it is your responsibility. Eliminate the 'Victim Narrative'. </w:t>
+        <w:br/>
+        <w:br/>
+        <w:t>The Architect's Pivot: Move from 'This happened to me' to 'I failed to architect a system that prevented this, or I failed to architect a response that solves it.' Responsibility is Power.</w:t>
       </w:r>
     </w:p>
     <w:p>
@@ -94,7 +97,7 @@
         <w:pStyle w:val="Heading2"/>
       </w:pPr>
       <w:r>
-        <w:t>Pareto Decision Making</w:t>
+        <w:t>III. THE STOIC FILTER FOR MODERN CHAOS</w:t>
       </w:r>
     </w:p>
     <w:p>
@@ -102,7 +105,10 @@
         <w:jc w:val="left"/>
       </w:pPr>
       <w:r>
-        <w:t>Identify the 2 mental models driving 80% of your progress. Use our Diagnostic Matrix to make complex choices with Tier-1 speed.</w:t>
+        <w:t xml:space="preserve">Learn ancient techniques for absolute calm during market volatility and high-pressure negotiations. </w:t>
+        <w:br/>
+        <w:br/>
+        <w:t>Pre-meditation of Evils: Visualize failure before it happens and architect the solutions in advance. Achieve an state of 'Antifragile' growth where stress makes you stronger.</w:t>
       </w:r>
     </w:p>
     <w:p>
@@ -115,7 +121,7 @@
         <w:pStyle w:val="Heading2"/>
       </w:pPr>
       <w:r>
-        <w:t>Neuroscience-Backed Flow</w:t>
+        <w:t>IV. PARETO DECISION MAKING (80/20 THINKING)</w:t>
       </w:r>
     </w:p>
     <w:p>
@@ -123,7 +129,7 @@
         <w:jc w:val="left"/>
       </w:pPr>
       <w:r>
-        <w:t xml:space="preserve"> rituals for total immersion and peak output. Architect your schedule to capitalize on biological energy peaks.</w:t>
+        <w:t>Most decisions are noise. Learn to identify the 2 mental models that drive 80% of your progress. Stop overthinking and start deciding with precision using our 'Diagnostic Matrix' for complex choices.</w:t>
       </w:r>
     </w:p>
     <w:p>
@@ -136,7 +142,7 @@
         <w:pStyle w:val="Heading2"/>
       </w:pPr>
       <w:r>
-        <w:t>Cognitive Reframing Protocol</w:t>
+        <w:t>V. THE FLOW STATE PROTOCOL</w:t>
       </w:r>
     </w:p>
     <w:p>
@@ -144,7 +150,28 @@
         <w:jc w:val="left"/>
       </w:pPr>
       <w:r>
-        <w:t>Turn failures into 'System Audits'. Master the language patterns of elite performers to ensure perpetual growth.</w:t>
+        <w:t>The neuroscience of total immersion. Flow is not an accident; it is an architectural outcome. We detail the '4 Pillars of Flow' and how to design your morning ritual to trigger a state of peak cognitive output automatically.</w:t>
+      </w:r>
+    </w:p>
+    <w:p>
+      <w:r>
+        <w:br/>
+      </w:r>
+    </w:p>
+    <w:p>
+      <w:pPr>
+        <w:pStyle w:val="Heading2"/>
+      </w:pPr>
+      <w:r>
+        <w:t>VI. COGNITIVE REFRAMING</w:t>
+      </w:r>
+    </w:p>
+    <w:p>
+      <w:pPr>
+        <w:jc w:val="left"/>
+      </w:pPr>
+      <w:r>
+        <w:t>How to turn every setback into a 'System Audit'. Master the internal language patterns used by the top 0.1% to maintain momentum. Move from 'I have to' to 'I get to'.</w:t>
       </w:r>
     </w:p>
     <w:p>
@@ -165,7 +192,7 @@
         <w:pStyle w:val="ListBullet"/>
       </w:pPr>
       <w:r>
-        <w:t>Identify the 'Victim Narrative' currently holding back one area of your life.</w:t>
+        <w:t>Perform a 'Victim Narrative' audit on one current life challenge.</w:t>
       </w:r>
     </w:p>
     <w:p>
@@ -173,7 +200,7 @@
         <w:pStyle w:val="ListBullet"/>
       </w:pPr>
       <w:r>
-        <w:t>Map your Peak Biological Energy windows for the next week.</w:t>
+        <w:t>Map your Daily Peak Energy windows for the next 7 days.</w:t>
       </w:r>
     </w:p>
     <w:p>
@@ -181,7 +208,7 @@
         <w:pStyle w:val="ListBullet"/>
       </w:pPr>
       <w:r>
-        <w:t>Implement a 'Digital Sunset' ritual to protect your cognitive recovery.</w:t>
+        <w:t>Implement a 'Digital Sunset' ritual to protect cognitive recovery.</w:t>
       </w:r>
     </w:p>
     <w:p>
@@ -197,7 +224,7 @@
         <w:pStyle w:val="ListBullet"/>
       </w:pPr>
       <w:r>
-        <w:t>Schedule one 4-hour Deep Work block for your Keystone Goal.</w:t>
+        <w:t>Commit to 4 hours of 'Uninterrupted Architecture' this week.</w:t>
       </w:r>
     </w:p>
     <w:p>

--- a/layunin-theme/downloadables/4_THE_ELITE_MINDSET_MATRIX.docx
+++ b/layunin-theme/downloadables/4_THE_ELITE_MINDSET_MATRIX.docx
@@ -8,7 +8,6 @@
       </w:pPr>
       <w:r>
         <w:rPr>
-          <w:rFonts w:ascii="Georgia" w:hAnsi="Georgia"/>
           <w:b/>
           <w:color w:val="050A18"/>
           <w:sz w:val="64"/>
@@ -30,8 +29,94 @@
       </w:r>
     </w:p>
     <w:p>
+      <w:pPr>
+        <w:pStyle w:val="Heading1"/>
+      </w:pPr>
       <w:r>
-        <w:br/>
+        <w:t>EXECUTIVE SUMMARY</w:t>
+      </w:r>
+    </w:p>
+    <w:p>
+      <w:r>
+        <w:t>Systems are the engine; mindset is the fuel. This guide re-wires your brain for radical responsibility, absolute clarity, and antifragile growth. The Master Architect relies on rituals of reflection to maintain absolute velocity.</w:t>
+      </w:r>
+    </w:p>
+    <w:p>
+      <w:pPr>
+        <w:pStyle w:val="Heading2"/>
+      </w:pPr>
+      <w:r>
+        <w:t>Radical Responsibility</w:t>
+      </w:r>
+    </w:p>
+    <w:p>
+      <w:r>
+        <w:t>If it is in your world, it is your responsibility. Eliminate the 'Victim Narrative'. Move from 'This happened to me' to 'I failed to architect a response.' Responsibility is Power.</w:t>
+      </w:r>
+    </w:p>
+    <w:p>
+      <w:pPr>
+        <w:pStyle w:val="Heading2"/>
+      </w:pPr>
+      <w:r>
+        <w:t>The Stoic Filter for Modern Chaos</w:t>
+      </w:r>
+    </w:p>
+    <w:p>
+      <w:r>
+        <w:t>Ancient techniques for absolute calm during volatility. Pre-meditation of Evils: Visualize failure and architect solutions in advance. Stress makes you stronger.</w:t>
+      </w:r>
+    </w:p>
+    <w:p>
+      <w:pPr>
+        <w:pStyle w:val="Heading2"/>
+      </w:pPr>
+      <w:r>
+        <w:t>Pareto Decision Making (80/20 Thinking)</w:t>
+      </w:r>
+    </w:p>
+    <w:p>
+      <w:r>
+        <w:t>Most decisions are noise. Learn to identify the 2 mental models that drive 80% of your progress. Stop overthinking and start deciding with precision.</w:t>
+      </w:r>
+    </w:p>
+    <w:p>
+      <w:pPr>
+        <w:pStyle w:val="Heading2"/>
+      </w:pPr>
+      <w:r>
+        <w:t>The Flow State Protocol</w:t>
+      </w:r>
+    </w:p>
+    <w:p>
+      <w:r>
+        <w:t>Neuroscience of total immersion. Flow is an architectural outcome. Design your morning ritual to trigger peak cognitive output automatically.</w:t>
+      </w:r>
+    </w:p>
+    <w:p>
+      <w:pPr>
+        <w:pStyle w:val="Heading2"/>
+      </w:pPr>
+      <w:r>
+        <w:t>Cognitive Reframing Protocol</w:t>
+      </w:r>
+    </w:p>
+    <w:p>
+      <w:r>
+        <w:t>Turn failures into 'System Audits'. Master the internal language patterns used by the top 0.1% to maintain momentum. Move from 'I have to' to 'I get to'.</w:t>
+      </w:r>
+    </w:p>
+    <w:p>
+      <w:pPr>
+        <w:pStyle w:val="Heading2"/>
+      </w:pPr>
+      <w:r>
+        <w:t>The Antifragile Ego</w:t>
+      </w:r>
+    </w:p>
+    <w:p>
+      <w:r>
+        <w:t>How to detach your self-worth from your results and attach it to your systems. Learn how to pivot faster than your competition when the market shifts.</w:t>
       </w:r>
     </w:p>
     <w:p>
@@ -39,152 +124,7 @@
         <w:pStyle w:val="Heading1"/>
       </w:pPr>
       <w:r>
-        <w:t>I. THE ARCHITECTURAL CORE</w:t>
-      </w:r>
-    </w:p>
-    <w:p>
-      <w:r>
-        <w:t>This blueprint is a Tier-1 strategic asset designed for high-achievers. It provides the frameworks, the psychology, and the tools for absolute mastery.</w:t>
-      </w:r>
-    </w:p>
-    <w:p>
-      <w:pPr>
-        <w:pStyle w:val="Heading2"/>
-      </w:pPr>
-      <w:r>
-        <w:t>I. SYSTEMS OVER MOTIVATION</w:t>
-      </w:r>
-    </w:p>
-    <w:p>
-      <w:pPr>
-        <w:jc w:val="left"/>
-      </w:pPr>
-      <w:r>
-        <w:t>Motivation is an unreliable chemical state. Systems are permanent architectural structures. The Master Architect relies on rituals of reflection and rules of decision to maintain absolute velocity regardless of mood.</w:t>
-      </w:r>
-    </w:p>
-    <w:p>
-      <w:r>
-        <w:br/>
-      </w:r>
-    </w:p>
-    <w:p>
-      <w:pPr>
-        <w:pStyle w:val="Heading2"/>
-      </w:pPr>
-      <w:r>
-        <w:t>II. RADICAL RESPONSIBILITY</w:t>
-      </w:r>
-    </w:p>
-    <w:p>
-      <w:pPr>
-        <w:jc w:val="left"/>
-      </w:pPr>
-      <w:r>
-        <w:t xml:space="preserve">If it is in your world, it is your responsibility. Eliminate the 'Victim Narrative'. </w:t>
-        <w:br/>
-        <w:br/>
-        <w:t>The Architect's Pivot: Move from 'This happened to me' to 'I failed to architect a system that prevented this, or I failed to architect a response that solves it.' Responsibility is Power.</w:t>
-      </w:r>
-    </w:p>
-    <w:p>
-      <w:r>
-        <w:br/>
-      </w:r>
-    </w:p>
-    <w:p>
-      <w:pPr>
-        <w:pStyle w:val="Heading2"/>
-      </w:pPr>
-      <w:r>
-        <w:t>III. THE STOIC FILTER FOR MODERN CHAOS</w:t>
-      </w:r>
-    </w:p>
-    <w:p>
-      <w:pPr>
-        <w:jc w:val="left"/>
-      </w:pPr>
-      <w:r>
-        <w:t xml:space="preserve">Learn ancient techniques for absolute calm during market volatility and high-pressure negotiations. </w:t>
-        <w:br/>
-        <w:br/>
-        <w:t>Pre-meditation of Evils: Visualize failure before it happens and architect the solutions in advance. Achieve an state of 'Antifragile' growth where stress makes you stronger.</w:t>
-      </w:r>
-    </w:p>
-    <w:p>
-      <w:r>
-        <w:br/>
-      </w:r>
-    </w:p>
-    <w:p>
-      <w:pPr>
-        <w:pStyle w:val="Heading2"/>
-      </w:pPr>
-      <w:r>
-        <w:t>IV. PARETO DECISION MAKING (80/20 THINKING)</w:t>
-      </w:r>
-    </w:p>
-    <w:p>
-      <w:pPr>
-        <w:jc w:val="left"/>
-      </w:pPr>
-      <w:r>
-        <w:t>Most decisions are noise. Learn to identify the 2 mental models that drive 80% of your progress. Stop overthinking and start deciding with precision using our 'Diagnostic Matrix' for complex choices.</w:t>
-      </w:r>
-    </w:p>
-    <w:p>
-      <w:r>
-        <w:br/>
-      </w:r>
-    </w:p>
-    <w:p>
-      <w:pPr>
-        <w:pStyle w:val="Heading2"/>
-      </w:pPr>
-      <w:r>
-        <w:t>V. THE FLOW STATE PROTOCOL</w:t>
-      </w:r>
-    </w:p>
-    <w:p>
-      <w:pPr>
-        <w:jc w:val="left"/>
-      </w:pPr>
-      <w:r>
-        <w:t>The neuroscience of total immersion. Flow is not an accident; it is an architectural outcome. We detail the '4 Pillars of Flow' and how to design your morning ritual to trigger a state of peak cognitive output automatically.</w:t>
-      </w:r>
-    </w:p>
-    <w:p>
-      <w:r>
-        <w:br/>
-      </w:r>
-    </w:p>
-    <w:p>
-      <w:pPr>
-        <w:pStyle w:val="Heading2"/>
-      </w:pPr>
-      <w:r>
-        <w:t>VI. COGNITIVE REFRAMING</w:t>
-      </w:r>
-    </w:p>
-    <w:p>
-      <w:pPr>
-        <w:jc w:val="left"/>
-      </w:pPr>
-      <w:r>
-        <w:t>How to turn every setback into a 'System Audit'. Master the internal language patterns used by the top 0.1% to maintain momentum. Move from 'I have to' to 'I get to'.</w:t>
-      </w:r>
-    </w:p>
-    <w:p>
-      <w:r>
-        <w:br/>
-      </w:r>
-    </w:p>
-    <w:p>
-      <w:pPr>
-        <w:pStyle w:val="Heading1"/>
-      </w:pPr>
-      <w:r>
-        <w:t>II. ELITE EXECUTION CHECKLIST</w:t>
+        <w:t>ELITE EXECUTION CHECKLIST</w:t>
       </w:r>
     </w:p>
     <w:p>
@@ -192,7 +132,7 @@
         <w:pStyle w:val="ListBullet"/>
       </w:pPr>
       <w:r>
-        <w:t>Perform a 'Victim Narrative' audit on one current life challenge.</w:t>
+        <w:t>Perform a 'Victim Narrative' audit on a current challenge.</w:t>
       </w:r>
     </w:p>
     <w:p>
@@ -200,7 +140,7 @@
         <w:pStyle w:val="ListBullet"/>
       </w:pPr>
       <w:r>
-        <w:t>Map your Daily Peak Energy windows for the next 7 days.</w:t>
+        <w:t>Map your Daily Peak Energy windows.</w:t>
       </w:r>
     </w:p>
     <w:p>
@@ -208,7 +148,7 @@
         <w:pStyle w:val="ListBullet"/>
       </w:pPr>
       <w:r>
-        <w:t>Implement a 'Digital Sunset' ritual to protect cognitive recovery.</w:t>
+        <w:t>Implement a 'Digital Sunset' ritual for recovery.</w:t>
       </w:r>
     </w:p>
     <w:p>
@@ -216,7 +156,7 @@
         <w:pStyle w:val="ListBullet"/>
       </w:pPr>
       <w:r>
-        <w:t>Use the Diagnostic Matrix for your next major business decision.</w:t>
+        <w:t>Use the Diagnostic Matrix for your next major decision.</w:t>
       </w:r>
     </w:p>
     <w:p>
@@ -227,21 +167,7 @@
         <w:t>Commit to 4 hours of 'Uninterrupted Architecture' this week.</w:t>
       </w:r>
     </w:p>
-    <w:p>
-      <w:pPr>
-        <w:pStyle w:val="Heading1"/>
-      </w:pPr>
-      <w:r>
-        <w:t>III. FINAL EXECUTIVE SUMMARY</w:t>
-      </w:r>
-    </w:p>
-    <w:p>
-      <w:r>
-        <w:t>Your potential is only as strong as the systems you deploy. This document serves as the architecture; you are the master builder. Initiate the protocol immediately.</w:t>
-      </w:r>
-    </w:p>
     <w:sectPr>
-      <w:footerReference w:type="default" r:id="rId9"/>
       <w:pgSz w:w="12240" w:h="15840"/>
       <w:pgMar w:top="1440" w:right="1800" w:bottom="1440" w:left="1800" w:header="720" w:footer="720" w:gutter="0"/>
       <w:cols w:space="720"/>
@@ -249,19 +175,6 @@
     </w:sectPr>
   </w:body>
 </w:document>
-</file>
-
-<file path=word/footer1.xml><?xml version="1.0" encoding="utf-8"?>
-<w:ftr xmlns:m="http://schemas.openxmlformats.org/officeDocument/2006/math" xmlns:mc="http://schemas.openxmlformats.org/markup-compatibility/2006" xmlns:mo="http://schemas.microsoft.com/office/mac/office/2008/main" xmlns:mv="urn:schemas-microsoft-com:mac:vml" xmlns:o="urn:schemas-microsoft-com:office:office" xmlns:r="http://schemas.openxmlformats.org/officeDocument/2006/relationships" xmlns:v="urn:schemas-microsoft-com:vml" xmlns:w10="urn:schemas-microsoft-com:office:word" xmlns:w14="http://schemas.microsoft.com/office/word/2010/wordml" xmlns:w="http://schemas.openxmlformats.org/wordprocessingml/2006/main" xmlns:wne="http://schemas.microsoft.com/office/word/2006/wordml" xmlns:wp14="http://schemas.microsoft.com/office/word/2010/wordprocessingDrawing" xmlns:wp="http://schemas.openxmlformats.org/drawingml/2006/wordprocessingDrawing" xmlns:wpc="http://schemas.microsoft.com/office/word/2010/wordprocessingCanvas" xmlns:wpg="http://schemas.microsoft.com/office/word/2010/wordprocessingGroup" xmlns:wpi="http://schemas.microsoft.com/office/word/2010/wordprocessingInk" xmlns:wps="http://schemas.microsoft.com/office/word/2010/wordprocessingShape" mc:Ignorable="w14 wp14">
-  <w:p>
-    <w:pPr>
-      <w:pStyle w:val="Footer"/>
-    </w:pPr>
-    <w:r>
-      <w:t>© 2024 Layunin Elite Systems | Absolute Masterpiece Grade | Confidential</w:t>
-    </w:r>
-  </w:p>
-</w:ftr>
 </file>
 
 <file path=word/numbering.xml><?xml version="1.0" encoding="utf-8"?>

--- a/layunin-theme/downloadables/4_THE_ELITE_MINDSET_MATRIX.docx
+++ b/layunin-theme/downloadables/4_THE_ELITE_MINDSET_MATRIX.docx
@@ -4,14 +4,10 @@
   <w:body>
     <w:p>
       <w:pPr>
+        <w:pStyle w:val="Title"/>
         <w:jc w:val="center"/>
       </w:pPr>
       <w:r>
-        <w:rPr>
-          <w:b/>
-          <w:color w:val="050A18"/>
-          <w:sz w:val="64"/>
-        </w:rPr>
         <w:t>THE ELITE MINDSET MATRIX</w:t>
       </w:r>
     </w:p>
@@ -20,12 +16,12 @@
         <w:jc w:val="center"/>
       </w:pPr>
       <w:r>
-        <w:rPr>
-          <w:i/>
-          <w:color w:val="C5A02B"/>
-          <w:sz w:val="36"/>
-        </w:rPr>
         <w:t>Psychological Fortitude and Decision-Making Mastery</w:t>
+      </w:r>
+    </w:p>
+    <w:p>
+      <w:r>
+        <w:br w:type="page"/>
       </w:r>
     </w:p>
     <w:p>
@@ -33,90 +29,38 @@
         <w:pStyle w:val="Heading1"/>
       </w:pPr>
       <w:r>
-        <w:t>EXECUTIVE SUMMARY</w:t>
+        <w:t>MODULE 1: Radical Responsibility</w:t>
       </w:r>
     </w:p>
     <w:p>
       <w:r>
-        <w:t>Systems are the engine; mindset is the fuel. This guide re-wires your brain for radical responsibility, absolute clarity, and antifragile growth. The Master Architect relies on rituals of reflection to maintain absolute velocity.</w:t>
+        <w:t>Strategic Objective: Own 100% of results.</w:t>
+      </w:r>
+    </w:p>
+    <w:p>
+      <w:r>
+        <w:t>Destroying the victim narrative.</w:t>
+      </w:r>
+    </w:p>
+    <w:p>
+      <w:r>
+        <w:t>Elite Execution Steps:</w:t>
       </w:r>
     </w:p>
     <w:p>
       <w:pPr>
-        <w:pStyle w:val="Heading2"/>
+        <w:pStyle w:val="ListBullet"/>
       </w:pPr>
       <w:r>
-        <w:t>Radical Responsibility</w:t>
-      </w:r>
-    </w:p>
-    <w:p>
-      <w:r>
-        <w:t>If it is in your world, it is your responsibility. Eliminate the 'Victim Narrative'. Move from 'This happened to me' to 'I failed to architect a response.' Responsibility is Power.</w:t>
+        <w:t>Failure audit</w:t>
       </w:r>
     </w:p>
     <w:p>
       <w:pPr>
-        <w:pStyle w:val="Heading2"/>
+        <w:pStyle w:val="ListBullet"/>
       </w:pPr>
       <w:r>
-        <w:t>The Stoic Filter for Modern Chaos</w:t>
-      </w:r>
-    </w:p>
-    <w:p>
-      <w:r>
-        <w:t>Ancient techniques for absolute calm during volatility. Pre-meditation of Evils: Visualize failure and architect solutions in advance. Stress makes you stronger.</w:t>
-      </w:r>
-    </w:p>
-    <w:p>
-      <w:pPr>
-        <w:pStyle w:val="Heading2"/>
-      </w:pPr>
-      <w:r>
-        <w:t>Pareto Decision Making (80/20 Thinking)</w:t>
-      </w:r>
-    </w:p>
-    <w:p>
-      <w:r>
-        <w:t>Most decisions are noise. Learn to identify the 2 mental models that drive 80% of your progress. Stop overthinking and start deciding with precision.</w:t>
-      </w:r>
-    </w:p>
-    <w:p>
-      <w:pPr>
-        <w:pStyle w:val="Heading2"/>
-      </w:pPr>
-      <w:r>
-        <w:t>The Flow State Protocol</w:t>
-      </w:r>
-    </w:p>
-    <w:p>
-      <w:r>
-        <w:t>Neuroscience of total immersion. Flow is an architectural outcome. Design your morning ritual to trigger peak cognitive output automatically.</w:t>
-      </w:r>
-    </w:p>
-    <w:p>
-      <w:pPr>
-        <w:pStyle w:val="Heading2"/>
-      </w:pPr>
-      <w:r>
-        <w:t>Cognitive Reframing Protocol</w:t>
-      </w:r>
-    </w:p>
-    <w:p>
-      <w:r>
-        <w:t>Turn failures into 'System Audits'. Master the internal language patterns used by the top 0.1% to maintain momentum. Move from 'I have to' to 'I get to'.</w:t>
-      </w:r>
-    </w:p>
-    <w:p>
-      <w:pPr>
-        <w:pStyle w:val="Heading2"/>
-      </w:pPr>
-      <w:r>
-        <w:t>The Antifragile Ego</w:t>
-      </w:r>
-    </w:p>
-    <w:p>
-      <w:r>
-        <w:t>How to detach your self-worth from your results and attach it to your systems. Learn how to pivot faster than your competition when the market shifts.</w:t>
+        <w:t>Responsibility plan</w:t>
       </w:r>
     </w:p>
     <w:p>
@@ -124,7 +68,22 @@
         <w:pStyle w:val="Heading1"/>
       </w:pPr>
       <w:r>
-        <w:t>ELITE EXECUTION CHECKLIST</w:t>
+        <w:t>MODULE 2: The Stoic Filter</w:t>
+      </w:r>
+    </w:p>
+    <w:p>
+      <w:r>
+        <w:t>Strategic Objective: Maintain absolute calm.</w:t>
+      </w:r>
+    </w:p>
+    <w:p>
+      <w:r>
+        <w:t>Techniques for managing volatility.</w:t>
+      </w:r>
+    </w:p>
+    <w:p>
+      <w:r>
+        <w:t>Elite Execution Steps:</w:t>
       </w:r>
     </w:p>
     <w:p>
@@ -132,7 +91,7 @@
         <w:pStyle w:val="ListBullet"/>
       </w:pPr>
       <w:r>
-        <w:t>Perform a 'Victim Narrative' audit on a current challenge.</w:t>
+        <w:t>Visualize chaos</w:t>
       </w:r>
     </w:p>
     <w:p>
@@ -140,7 +99,30 @@
         <w:pStyle w:val="ListBullet"/>
       </w:pPr>
       <w:r>
-        <w:t>Map your Daily Peak Energy windows.</w:t>
+        <w:t>Calm ritual</w:t>
+      </w:r>
+    </w:p>
+    <w:p>
+      <w:pPr>
+        <w:pStyle w:val="Heading1"/>
+      </w:pPr>
+      <w:r>
+        <w:t>MODULE 3: Pareto Thinking</w:t>
+      </w:r>
+    </w:p>
+    <w:p>
+      <w:r>
+        <w:t>Strategic Objective: Identify the critical 20%.</w:t>
+      </w:r>
+    </w:p>
+    <w:p>
+      <w:r>
+        <w:t>Decision making for high-output leaders.</w:t>
+      </w:r>
+    </w:p>
+    <w:p>
+      <w:r>
+        <w:t>Elite Execution Steps:</w:t>
       </w:r>
     </w:p>
     <w:p>
@@ -148,7 +130,7 @@
         <w:pStyle w:val="ListBullet"/>
       </w:pPr>
       <w:r>
-        <w:t>Implement a 'Digital Sunset' ritual for recovery.</w:t>
+        <w:t>Decision audit</w:t>
       </w:r>
     </w:p>
     <w:p>
@@ -156,7 +138,30 @@
         <w:pStyle w:val="ListBullet"/>
       </w:pPr>
       <w:r>
-        <w:t>Use the Diagnostic Matrix for your next major decision.</w:t>
+        <w:t>Eliminate noise</w:t>
+      </w:r>
+    </w:p>
+    <w:p>
+      <w:pPr>
+        <w:pStyle w:val="Heading1"/>
+      </w:pPr>
+      <w:r>
+        <w:t>MODULE 4: The Flow State Protocol</w:t>
+      </w:r>
+    </w:p>
+    <w:p>
+      <w:r>
+        <w:t>Strategic Objective: Neuroscience of immersion.</w:t>
+      </w:r>
+    </w:p>
+    <w:p>
+      <w:r>
+        <w:t>Triggers for peak cognitive performance.</w:t>
+      </w:r>
+    </w:p>
+    <w:p>
+      <w:r>
+        <w:t>Elite Execution Steps:</w:t>
       </w:r>
     </w:p>
     <w:p>
@@ -164,7 +169,15 @@
         <w:pStyle w:val="ListBullet"/>
       </w:pPr>
       <w:r>
-        <w:t>Commit to 4 hours of 'Uninterrupted Architecture' this week.</w:t>
+        <w:t>Morning flow</w:t>
+      </w:r>
+    </w:p>
+    <w:p>
+      <w:pPr>
+        <w:pStyle w:val="ListBullet"/>
+      </w:pPr>
+      <w:r>
+        <w:t>Input audit</w:t>
       </w:r>
     </w:p>
     <w:sectPr>
@@ -540,6 +553,10 @@
     <w:name w:val="Normal"/>
     <w:qFormat/>
     <w:rsid w:val="00FC693F"/>
+    <w:rPr>
+      <w:rFonts w:ascii="Inter" w:hAnsi="Inter"/>
+      <w:sz w:val="22"/>
+    </w:rPr>
   </w:style>
   <w:style w:type="paragraph" w:styleId="Header">
     <w:name w:val="header"/>

--- a/layunin-theme/downloadables/4_THE_ELITE_MINDSET_MATRIX.docx
+++ b/layunin-theme/downloadables/4_THE_ELITE_MINDSET_MATRIX.docx
@@ -16,7 +16,7 @@
         <w:jc w:val="center"/>
       </w:pPr>
       <w:r>
-        <w:t>Psychological Fortitude and Decision-Making Mastery</w:t>
+        <w:t>Decision Mastery</w:t>
       </w:r>
     </w:p>
     <w:p>
@@ -29,22 +29,17 @@
         <w:pStyle w:val="Heading1"/>
       </w:pPr>
       <w:r>
-        <w:t>MODULE 1: Radical Responsibility</w:t>
+        <w:t>MODULE 1: Responsibility</w:t>
       </w:r>
     </w:p>
     <w:p>
       <w:r>
-        <w:t>Strategic Objective: Own 100% of results.</w:t>
+        <w:t>Objective: Power.</w:t>
       </w:r>
     </w:p>
     <w:p>
       <w:r>
-        <w:t>Destroying the victim narrative.</w:t>
-      </w:r>
-    </w:p>
-    <w:p>
-      <w:r>
-        <w:t>Elite Execution Steps:</w:t>
+        <w:t>Eliminate victimhood.</w:t>
       </w:r>
     </w:p>
     <w:p>
@@ -60,7 +55,7 @@
         <w:pStyle w:val="ListBullet"/>
       </w:pPr>
       <w:r>
-        <w:t>Responsibility plan</w:t>
+        <w:t>Plan</w:t>
       </w:r>
     </w:p>
     <w:p>
@@ -68,22 +63,17 @@
         <w:pStyle w:val="Heading1"/>
       </w:pPr>
       <w:r>
-        <w:t>MODULE 2: The Stoic Filter</w:t>
+        <w:t>MODULE 2: Stoic Filter</w:t>
       </w:r>
     </w:p>
     <w:p>
       <w:r>
-        <w:t>Strategic Objective: Maintain absolute calm.</w:t>
+        <w:t>Objective: Calm.</w:t>
       </w:r>
     </w:p>
     <w:p>
       <w:r>
-        <w:t>Techniques for managing volatility.</w:t>
-      </w:r>
-    </w:p>
-    <w:p>
-      <w:r>
-        <w:t>Elite Execution Steps:</w:t>
+        <w:t>Volatility management.</w:t>
       </w:r>
     </w:p>
     <w:p>
@@ -91,7 +81,7 @@
         <w:pStyle w:val="ListBullet"/>
       </w:pPr>
       <w:r>
-        <w:t>Visualize chaos</w:t>
+        <w:t>Visualization</w:t>
       </w:r>
     </w:p>
     <w:p>
@@ -99,7 +89,7 @@
         <w:pStyle w:val="ListBullet"/>
       </w:pPr>
       <w:r>
-        <w:t>Calm ritual</w:t>
+        <w:t>Ritual</w:t>
       </w:r>
     </w:p>
     <w:p>
@@ -107,22 +97,17 @@
         <w:pStyle w:val="Heading1"/>
       </w:pPr>
       <w:r>
-        <w:t>MODULE 3: Pareto Thinking</w:t>
+        <w:t>MODULE 3: Pareto Logic</w:t>
       </w:r>
     </w:p>
     <w:p>
       <w:r>
-        <w:t>Strategic Objective: Identify the critical 20%.</w:t>
+        <w:t>Objective: Critical 20%.</w:t>
       </w:r>
     </w:p>
     <w:p>
       <w:r>
-        <w:t>Decision making for high-output leaders.</w:t>
-      </w:r>
-    </w:p>
-    <w:p>
-      <w:r>
-        <w:t>Elite Execution Steps:</w:t>
+        <w:t>Filtering the noise.</w:t>
       </w:r>
     </w:p>
     <w:p>
@@ -138,7 +123,7 @@
         <w:pStyle w:val="ListBullet"/>
       </w:pPr>
       <w:r>
-        <w:t>Eliminate noise</w:t>
+        <w:t>No-list</w:t>
       </w:r>
     </w:p>
     <w:p>
@@ -146,22 +131,17 @@
         <w:pStyle w:val="Heading1"/>
       </w:pPr>
       <w:r>
-        <w:t>MODULE 4: The Flow State Protocol</w:t>
+        <w:t>MODULE 4: Flow State</w:t>
       </w:r>
     </w:p>
     <w:p>
       <w:r>
-        <w:t>Strategic Objective: Neuroscience of immersion.</w:t>
+        <w:t>Objective: Immersion.</w:t>
       </w:r>
     </w:p>
     <w:p>
       <w:r>
-        <w:t>Triggers for peak cognitive performance.</w:t>
-      </w:r>
-    </w:p>
-    <w:p>
-      <w:r>
-        <w:t>Elite Execution Steps:</w:t>
+        <w:t>Environmental triggers.</w:t>
       </w:r>
     </w:p>
     <w:p>
@@ -178,6 +158,142 @@
       </w:pPr>
       <w:r>
         <w:t>Input audit</w:t>
+      </w:r>
+    </w:p>
+    <w:p>
+      <w:pPr>
+        <w:pStyle w:val="Heading1"/>
+      </w:pPr>
+      <w:r>
+        <w:t>MODULE 5: Authority</w:t>
+      </w:r>
+    </w:p>
+    <w:p>
+      <w:r>
+        <w:t>Objective: Ownership.</w:t>
+      </w:r>
+    </w:p>
+    <w:p>
+      <w:r>
+        <w:t>Mindset of a leader.</w:t>
+      </w:r>
+    </w:p>
+    <w:p>
+      <w:pPr>
+        <w:pStyle w:val="ListBullet"/>
+      </w:pPr>
+      <w:r>
+        <w:t>Authority plan</w:t>
+      </w:r>
+    </w:p>
+    <w:p>
+      <w:pPr>
+        <w:pStyle w:val="ListBullet"/>
+      </w:pPr>
+      <w:r>
+        <w:t>Kit</w:t>
+      </w:r>
+    </w:p>
+    <w:p>
+      <w:pPr>
+        <w:pStyle w:val="Heading1"/>
+      </w:pPr>
+      <w:r>
+        <w:t>MODULE 6: Negotiation</w:t>
+      </w:r>
+    </w:p>
+    <w:p>
+      <w:r>
+        <w:t>Objective: Win deals.</w:t>
+      </w:r>
+    </w:p>
+    <w:p>
+      <w:r>
+        <w:t>Psychology of influence.</w:t>
+      </w:r>
+    </w:p>
+    <w:p>
+      <w:pPr>
+        <w:pStyle w:val="ListBullet"/>
+      </w:pPr>
+      <w:r>
+        <w:t>Prep ritual</w:t>
+      </w:r>
+    </w:p>
+    <w:p>
+      <w:pPr>
+        <w:pStyle w:val="ListBullet"/>
+      </w:pPr>
+      <w:r>
+        <w:t>Listening</w:t>
+      </w:r>
+    </w:p>
+    <w:p>
+      <w:pPr>
+        <w:pStyle w:val="Heading1"/>
+      </w:pPr>
+      <w:r>
+        <w:t>MODULE 7: EQ</w:t>
+      </w:r>
+    </w:p>
+    <w:p>
+      <w:r>
+        <w:t>Objective: Stability.</w:t>
+      </w:r>
+    </w:p>
+    <w:p>
+      <w:r>
+        <w:t>Team leadership pressure.</w:t>
+      </w:r>
+    </w:p>
+    <w:p>
+      <w:pPr>
+        <w:pStyle w:val="ListBullet"/>
+      </w:pPr>
+      <w:r>
+        <w:t>EQ audit</w:t>
+      </w:r>
+    </w:p>
+    <w:p>
+      <w:pPr>
+        <w:pStyle w:val="ListBullet"/>
+      </w:pPr>
+      <w:r>
+        <w:t>Empathy</w:t>
+      </w:r>
+    </w:p>
+    <w:p>
+      <w:pPr>
+        <w:pStyle w:val="Heading1"/>
+      </w:pPr>
+      <w:r>
+        <w:t>MODULE 8: Infinite Game</w:t>
+      </w:r>
+    </w:p>
+    <w:p>
+      <w:r>
+        <w:t>Objective: Century view.</w:t>
+      </w:r>
+    </w:p>
+    <w:p>
+      <w:r>
+        <w:t>Legacy vs Quarters.</w:t>
+      </w:r>
+    </w:p>
+    <w:p>
+      <w:pPr>
+        <w:pStyle w:val="ListBullet"/>
+      </w:pPr>
+      <w:r>
+        <w:t>Legacy goal</w:t>
+      </w:r>
+    </w:p>
+    <w:p>
+      <w:pPr>
+        <w:pStyle w:val="ListBullet"/>
+      </w:pPr>
+      <w:r>
+        <w:t>Vision</w:t>
       </w:r>
     </w:p>
     <w:sectPr>
@@ -553,10 +669,6 @@
     <w:name w:val="Normal"/>
     <w:qFormat/>
     <w:rsid w:val="00FC693F"/>
-    <w:rPr>
-      <w:rFonts w:ascii="Inter" w:hAnsi="Inter"/>
-      <w:sz w:val="22"/>
-    </w:rPr>
   </w:style>
   <w:style w:type="paragraph" w:styleId="Header">
     <w:name w:val="header"/>

--- a/layunin-theme/downloadables/4_THE_ELITE_MINDSET_MATRIX.docx
+++ b/layunin-theme/downloadables/4_THE_ELITE_MINDSET_MATRIX.docx
@@ -16,7 +16,7 @@
         <w:jc w:val="center"/>
       </w:pPr>
       <w:r>
-        <w:t>Decision Mastery</w:t>
+        <w:t>Psychological Fortitude and Decision-Making Mastery</w:t>
       </w:r>
     </w:p>
     <w:p>
@@ -29,17 +29,17 @@
         <w:pStyle w:val="Heading1"/>
       </w:pPr>
       <w:r>
-        <w:t>MODULE 1: Responsibility</w:t>
+        <w:t>MODULE 1: Radical Responsibility</w:t>
       </w:r>
     </w:p>
     <w:p>
       <w:r>
-        <w:t>Objective: Power.</w:t>
+        <w:t>Objective: Own 100% of your results to gain 100% of the power.</w:t>
       </w:r>
     </w:p>
     <w:p>
       <w:r>
-        <w:t>Eliminate victimhood.</w:t>
+        <w:t>The Architect doesn't blame tools; he audits the blueprint. Destroy the 'Victim Narrative' common in hustle culture. Responsibility is the foundation of power. When you own the failure, you gain the ability to engineer the success.</w:t>
       </w:r>
     </w:p>
     <w:p>
@@ -47,7 +47,7 @@
         <w:pStyle w:val="ListBullet"/>
       </w:pPr>
       <w:r>
-        <w:t>Failure audit</w:t>
+        <w:t>Audit one current challenge for gaps</w:t>
       </w:r>
     </w:p>
     <w:p>
@@ -55,7 +55,20 @@
         <w:pStyle w:val="ListBullet"/>
       </w:pPr>
       <w:r>
-        <w:t>Plan</w:t>
+        <w:t>Draft a 'Radical Ownership' response</w:t>
+      </w:r>
+    </w:p>
+    <w:p>
+      <w:pPr>
+        <w:pStyle w:val="ListBullet"/>
+      </w:pPr>
+      <w:r>
+        <w:t>Perform a daily 'Victim-Mindset' check</w:t>
+      </w:r>
+    </w:p>
+    <w:p>
+      <w:r>
+        <w:br/>
       </w:r>
     </w:p>
     <w:p>
@@ -63,17 +76,17 @@
         <w:pStyle w:val="Heading1"/>
       </w:pPr>
       <w:r>
-        <w:t>MODULE 2: Stoic Filter</w:t>
+        <w:t>MODULE 2: The Stoic Filter</w:t>
       </w:r>
     </w:p>
     <w:p>
       <w:r>
-        <w:t>Objective: Calm.</w:t>
+        <w:t>Objective: Maintain absolute calm during high-stakes volatility.</w:t>
       </w:r>
     </w:p>
     <w:p>
       <w:r>
-        <w:t>Volatility management.</w:t>
+        <w:t>Managing stress using ancient stoic techniques adapted for modern business. Learn 'Pre-meditation of Evils'—visualizing failure to architect solutions in advance. Build the mental armor required to lead through global market chaos.</w:t>
       </w:r>
     </w:p>
     <w:p>
@@ -81,7 +94,7 @@
         <w:pStyle w:val="ListBullet"/>
       </w:pPr>
       <w:r>
-        <w:t>Visualization</w:t>
+        <w:t>Perform a weekly 'Pre-Mortem' exercise</w:t>
       </w:r>
     </w:p>
     <w:p>
@@ -89,7 +102,20 @@
         <w:pStyle w:val="ListBullet"/>
       </w:pPr>
       <w:r>
-        <w:t>Ritual</w:t>
+        <w:t>Implement a 5-min 'Stoic Morning' ritual</w:t>
+      </w:r>
+    </w:p>
+    <w:p>
+      <w:pPr>
+        <w:pStyle w:val="ListBullet"/>
+      </w:pPr>
+      <w:r>
+        <w:t>Audit emotional triggers during stress</w:t>
+      </w:r>
+    </w:p>
+    <w:p>
+      <w:r>
+        <w:br/>
       </w:r>
     </w:p>
     <w:p>
@@ -97,17 +123,17 @@
         <w:pStyle w:val="Heading1"/>
       </w:pPr>
       <w:r>
-        <w:t>MODULE 3: Pareto Logic</w:t>
+        <w:t>MODULE 3: Pareto Decision Making</w:t>
       </w:r>
     </w:p>
     <w:p>
       <w:r>
-        <w:t>Objective: Critical 20%.</w:t>
+        <w:t>Objective: Identify the critical 20% of decisions that drive 80% of results.</w:t>
       </w:r>
     </w:p>
     <w:p>
       <w:r>
-        <w:t>Filtering the noise.</w:t>
+        <w:t>Decisions are the steering wheel of your empire. Learn to filter out the noise and focus on 'High-Gravity' choices. We implement mental models used by the top 0.1% to decide with surgical precision and zero regret.</w:t>
       </w:r>
     </w:p>
     <w:p>
@@ -115,7 +141,7 @@
         <w:pStyle w:val="ListBullet"/>
       </w:pPr>
       <w:r>
-        <w:t>Decision audit</w:t>
+        <w:t>Perform a 'Decision Audit' of last month</w:t>
       </w:r>
     </w:p>
     <w:p>
@@ -123,7 +149,20 @@
         <w:pStyle w:val="ListBullet"/>
       </w:pPr>
       <w:r>
-        <w:t>No-list</w:t>
+        <w:t>Identify 3 noise-heavy decision areas</w:t>
+      </w:r>
+    </w:p>
+    <w:p>
+      <w:pPr>
+        <w:pStyle w:val="ListBullet"/>
+      </w:pPr>
+      <w:r>
+        <w:t>Draft a 'No-Regret' decision framework</w:t>
+      </w:r>
+    </w:p>
+    <w:p>
+      <w:r>
+        <w:br/>
       </w:r>
     </w:p>
     <w:p>
@@ -131,17 +170,17 @@
         <w:pStyle w:val="Heading1"/>
       </w:pPr>
       <w:r>
-        <w:t>MODULE 4: Flow State</w:t>
+        <w:t>MODULE 4: The Flow State Protocol</w:t>
       </w:r>
     </w:p>
     <w:p>
       <w:r>
-        <w:t>Objective: Immersion.</w:t>
+        <w:t>Objective: Trigger peak cognitive performance through environmental design.</w:t>
       </w:r>
     </w:p>
     <w:p>
       <w:r>
-        <w:t>Environmental triggers.</w:t>
+        <w:t>Flow is an architectural outcome, not an accident. Learn the neuroscience of immersion. Design your morning rituals and work environment to trigger deep focus automatically. Protect your green hours from administrative micro-attacks.</w:t>
       </w:r>
     </w:p>
     <w:p>
@@ -149,7 +188,7 @@
         <w:pStyle w:val="ListBullet"/>
       </w:pPr>
       <w:r>
-        <w:t>Morning flow</w:t>
+        <w:t>Map your BPE 'Green Window' hours</w:t>
       </w:r>
     </w:p>
     <w:p>
@@ -157,7 +196,20 @@
         <w:pStyle w:val="ListBullet"/>
       </w:pPr>
       <w:r>
-        <w:t>Input audit</w:t>
+        <w:t>Establish a 90-min 'Deep Work' block</w:t>
+      </w:r>
+    </w:p>
+    <w:p>
+      <w:pPr>
+        <w:pStyle w:val="ListBullet"/>
+      </w:pPr>
+      <w:r>
+        <w:t>Audit your 'Flow Triggers' (music/env)</w:t>
+      </w:r>
+    </w:p>
+    <w:p>
+      <w:r>
+        <w:br/>
       </w:r>
     </w:p>
     <w:p>
@@ -165,17 +217,17 @@
         <w:pStyle w:val="Heading1"/>
       </w:pPr>
       <w:r>
-        <w:t>MODULE 5: Authority</w:t>
+        <w:t>MODULE 5: Public Authority Mindset</w:t>
       </w:r>
     </w:p>
     <w:p>
       <w:r>
-        <w:t>Objective: Ownership.</w:t>
+        <w:t>Objective: Build the mindset of a recognized strategic authority.</w:t>
       </w:r>
     </w:p>
     <w:p>
       <w:r>
-        <w:t>Mindset of a leader.</w:t>
+        <w:t>Leading an industry requires owning the room. Learn to overcome imposter syndrome by attaching your self-worth to your systems, not your temporary results. Build the confidence to speak your 'Layunin' to the world and attract followers.</w:t>
       </w:r>
     </w:p>
     <w:p>
@@ -183,7 +235,7 @@
         <w:pStyle w:val="ListBullet"/>
       </w:pPr>
       <w:r>
-        <w:t>Authority plan</w:t>
+        <w:t>Draft your 'Industry Authority' plan</w:t>
       </w:r>
     </w:p>
     <w:p>
@@ -191,7 +243,20 @@
         <w:pStyle w:val="ListBullet"/>
       </w:pPr>
       <w:r>
-        <w:t>Kit</w:t>
+        <w:t>Identify 3 unique strategic perspectives</w:t>
+      </w:r>
+    </w:p>
+    <w:p>
+      <w:pPr>
+        <w:pStyle w:val="ListBullet"/>
+      </w:pPr>
+      <w:r>
+        <w:t>Perform one 'Authority Content' drop</w:t>
+      </w:r>
+    </w:p>
+    <w:p>
+      <w:r>
+        <w:br/>
       </w:r>
     </w:p>
     <w:p>
@@ -199,17 +264,17 @@
         <w:pStyle w:val="Heading1"/>
       </w:pPr>
       <w:r>
-        <w:t>MODULE 6: Negotiation</w:t>
+        <w:t>MODULE 6: The Negotiation Frame</w:t>
       </w:r>
     </w:p>
     <w:p>
       <w:r>
-        <w:t>Objective: Win deals.</w:t>
+        <w:t>Objective: Win high-stakes deals through psychological influence.</w:t>
       </w:r>
     </w:p>
     <w:p>
       <w:r>
-        <w:t>Psychology of influence.</w:t>
+        <w:t>Everything in life is a negotiation. Learn the 'Architect's Frame'—leading with value and maintaining a high-status position. We explore active listening, tactical empathy, and the psychology of high-ticket closing in a global market.</w:t>
       </w:r>
     </w:p>
     <w:p>
@@ -217,7 +282,7 @@
         <w:pStyle w:val="ListBullet"/>
       </w:pPr>
       <w:r>
-        <w:t>Prep ritual</w:t>
+        <w:t>Study 3 high-level negotiation frames</w:t>
       </w:r>
     </w:p>
     <w:p>
@@ -225,7 +290,20 @@
         <w:pStyle w:val="ListBullet"/>
       </w:pPr>
       <w:r>
-        <w:t>Listening</w:t>
+        <w:t>Draft a 'Value-First' deal proposal</w:t>
+      </w:r>
+    </w:p>
+    <w:p>
+      <w:pPr>
+        <w:pStyle w:val="ListBullet"/>
+      </w:pPr>
+      <w:r>
+        <w:t>Practice 'Tactical Empathy' exercises</w:t>
+      </w:r>
+    </w:p>
+    <w:p>
+      <w:r>
+        <w:br/>
       </w:r>
     </w:p>
     <w:p>
@@ -233,17 +311,17 @@
         <w:pStyle w:val="Heading1"/>
       </w:pPr>
       <w:r>
-        <w:t>MODULE 7: EQ</w:t>
+        <w:t>MODULE 7: Emotional Intelligence (EQ)</w:t>
       </w:r>
     </w:p>
     <w:p>
       <w:r>
-        <w:t>Objective: Stability.</w:t>
+        <w:t>Objective: Maintain leadership stability and empathy under pressure.</w:t>
       </w:r>
     </w:p>
     <w:p>
       <w:r>
-        <w:t>Team leadership pressure.</w:t>
+        <w:t>EQ is the engine of team performance. Learn to manage your own stress so it doesn't leak into your organization. We focus on building 'Strategic Empathy'—understanding the drivers of your team and clients to improve execution.</w:t>
       </w:r>
     </w:p>
     <w:p>
@@ -251,7 +329,7 @@
         <w:pStyle w:val="ListBullet"/>
       </w:pPr>
       <w:r>
-        <w:t>EQ audit</w:t>
+        <w:t>Perform an 'EQ Self-Audit'</w:t>
       </w:r>
     </w:p>
     <w:p>
@@ -259,7 +337,20 @@
         <w:pStyle w:val="ListBullet"/>
       </w:pPr>
       <w:r>
-        <w:t>Empathy</w:t>
+        <w:t>Draft a 'Team Stability' protocol</w:t>
+      </w:r>
+    </w:p>
+    <w:p>
+      <w:pPr>
+        <w:pStyle w:val="ListBullet"/>
+      </w:pPr>
+      <w:r>
+        <w:t>Implement a weekly empathy checkpoint</w:t>
+      </w:r>
+    </w:p>
+    <w:p>
+      <w:r>
+        <w:br/>
       </w:r>
     </w:p>
     <w:p>
@@ -267,17 +358,17 @@
         <w:pStyle w:val="Heading1"/>
       </w:pPr>
       <w:r>
-        <w:t>MODULE 8: Infinite Game</w:t>
+        <w:t>MODULE 8: The Infinite Game</w:t>
       </w:r>
     </w:p>
     <w:p>
       <w:r>
-        <w:t>Objective: Century view.</w:t>
+        <w:t>Objective: Transition from short-term wins to a century-long vision.</w:t>
       </w:r>
     </w:p>
     <w:p>
       <w:r>
-        <w:t>Legacy vs Quarters.</w:t>
+        <w:t>Architecting for legacy. Move beyond the 'Quarterly Goal' into 'Generational Impact'. Learn to build systems that are designed to outlast you. This mindset shift changes every decision you make, prioritizing durability over speed.</w:t>
       </w:r>
     </w:p>
     <w:p>
@@ -285,7 +376,7 @@
         <w:pStyle w:val="ListBullet"/>
       </w:pPr>
       <w:r>
-        <w:t>Legacy goal</w:t>
+        <w:t>Draft your '100-Year Vision' summary</w:t>
       </w:r>
     </w:p>
     <w:p>
@@ -293,7 +384,20 @@
         <w:pStyle w:val="ListBullet"/>
       </w:pPr>
       <w:r>
-        <w:t>Vision</w:t>
+        <w:t>Identify one legacy-defining project</w:t>
+      </w:r>
+    </w:p>
+    <w:p>
+      <w:pPr>
+        <w:pStyle w:val="ListBullet"/>
+      </w:pPr>
+      <w:r>
+        <w:t>Perform a 'Vision-to-Action' audit</w:t>
+      </w:r>
+    </w:p>
+    <w:p>
+      <w:r>
+        <w:br/>
       </w:r>
     </w:p>
     <w:sectPr>

--- a/layunin-theme/downloadables/4_THE_ELITE_MINDSET_MATRIX.docx
+++ b/layunin-theme/downloadables/4_THE_ELITE_MINDSET_MATRIX.docx
@@ -16,7 +16,7 @@
         <w:jc w:val="center"/>
       </w:pPr>
       <w:r>
-        <w:t>Psychological Fortitude and Decision-Making Mastery</w:t>
+        <w:t>Decision Mastery</w:t>
       </w:r>
     </w:p>
     <w:p>
@@ -29,17 +29,32 @@
         <w:pStyle w:val="Heading1"/>
       </w:pPr>
       <w:r>
-        <w:t>MODULE 1: Radical Responsibility</w:t>
+        <w:t>MODULE 1: Mastery Module 1</w:t>
       </w:r>
     </w:p>
     <w:p>
       <w:r>
-        <w:t>Objective: Own 100% of your results to gain 100% of the power.</w:t>
+        <w:t>Objective: Achieve world-class execution.</w:t>
       </w:r>
     </w:p>
     <w:p>
       <w:r>
-        <w:t>The Architect doesn't blame tools; he audits the blueprint. Destroy the 'Victim Narrative' common in hustle culture. Responsibility is the foundation of power. When you own the failure, you gain the ability to engineer the success.</w:t>
+        <w:t>Deep strategic deep-dive into THE ELITE MINDSET MATRIX pillar 1. We analyze global trends and local PH implementation protocols to ensure absolute scalability.</w:t>
+      </w:r>
+    </w:p>
+    <w:p>
+      <w:r>
+        <w:t>Mastery Frameworks:</w:t>
+      </w:r>
+    </w:p>
+    <w:p>
+      <w:r>
+        <w:t>Framework: The Elite Performance Audit. ROI: Multi-six-figure growth potential.</w:t>
+      </w:r>
+    </w:p>
+    <w:p>
+      <w:r>
+        <w:t>Execution Steps:</w:t>
       </w:r>
     </w:p>
     <w:p>
@@ -47,7 +62,7 @@
         <w:pStyle w:val="ListBullet"/>
       </w:pPr>
       <w:r>
-        <w:t>Audit one current challenge for gaps</w:t>
+        <w:t>Audit state</w:t>
       </w:r>
     </w:p>
     <w:p>
@@ -55,7 +70,7 @@
         <w:pStyle w:val="ListBullet"/>
       </w:pPr>
       <w:r>
-        <w:t>Draft a 'Radical Ownership' response</w:t>
+        <w:t>Deploy system</w:t>
       </w:r>
     </w:p>
     <w:p>
@@ -63,7 +78,7 @@
         <w:pStyle w:val="ListBullet"/>
       </w:pPr>
       <w:r>
-        <w:t>Perform a daily 'Victim-Mindset' check</w:t>
+        <w:t>Refine results</w:t>
       </w:r>
     </w:p>
     <w:p>
@@ -76,17 +91,32 @@
         <w:pStyle w:val="Heading1"/>
       </w:pPr>
       <w:r>
-        <w:t>MODULE 2: The Stoic Filter</w:t>
+        <w:t>MODULE 2: Mastery Module 2</w:t>
       </w:r>
     </w:p>
     <w:p>
       <w:r>
-        <w:t>Objective: Maintain absolute calm during high-stakes volatility.</w:t>
+        <w:t>Objective: Achieve world-class execution.</w:t>
       </w:r>
     </w:p>
     <w:p>
       <w:r>
-        <w:t>Managing stress using ancient stoic techniques adapted for modern business. Learn 'Pre-meditation of Evils'—visualizing failure to architect solutions in advance. Build the mental armor required to lead through global market chaos.</w:t>
+        <w:t>Deep strategic deep-dive into THE ELITE MINDSET MATRIX pillar 2. We analyze global trends and local PH implementation protocols to ensure absolute scalability.</w:t>
+      </w:r>
+    </w:p>
+    <w:p>
+      <w:r>
+        <w:t>Mastery Frameworks:</w:t>
+      </w:r>
+    </w:p>
+    <w:p>
+      <w:r>
+        <w:t>Framework: The Elite Performance Audit. ROI: Multi-six-figure growth potential.</w:t>
+      </w:r>
+    </w:p>
+    <w:p>
+      <w:r>
+        <w:t>Execution Steps:</w:t>
       </w:r>
     </w:p>
     <w:p>
@@ -94,7 +124,7 @@
         <w:pStyle w:val="ListBullet"/>
       </w:pPr>
       <w:r>
-        <w:t>Perform a weekly 'Pre-Mortem' exercise</w:t>
+        <w:t>Audit state</w:t>
       </w:r>
     </w:p>
     <w:p>
@@ -102,7 +132,7 @@
         <w:pStyle w:val="ListBullet"/>
       </w:pPr>
       <w:r>
-        <w:t>Implement a 5-min 'Stoic Morning' ritual</w:t>
+        <w:t>Deploy system</w:t>
       </w:r>
     </w:p>
     <w:p>
@@ -110,7 +140,7 @@
         <w:pStyle w:val="ListBullet"/>
       </w:pPr>
       <w:r>
-        <w:t>Audit emotional triggers during stress</w:t>
+        <w:t>Refine results</w:t>
       </w:r>
     </w:p>
     <w:p>
@@ -123,17 +153,32 @@
         <w:pStyle w:val="Heading1"/>
       </w:pPr>
       <w:r>
-        <w:t>MODULE 3: Pareto Decision Making</w:t>
+        <w:t>MODULE 3: Mastery Module 3</w:t>
       </w:r>
     </w:p>
     <w:p>
       <w:r>
-        <w:t>Objective: Identify the critical 20% of decisions that drive 80% of results.</w:t>
+        <w:t>Objective: Achieve world-class execution.</w:t>
       </w:r>
     </w:p>
     <w:p>
       <w:r>
-        <w:t>Decisions are the steering wheel of your empire. Learn to filter out the noise and focus on 'High-Gravity' choices. We implement mental models used by the top 0.1% to decide with surgical precision and zero regret.</w:t>
+        <w:t>Deep strategic deep-dive into THE ELITE MINDSET MATRIX pillar 3. We analyze global trends and local PH implementation protocols to ensure absolute scalability.</w:t>
+      </w:r>
+    </w:p>
+    <w:p>
+      <w:r>
+        <w:t>Mastery Frameworks:</w:t>
+      </w:r>
+    </w:p>
+    <w:p>
+      <w:r>
+        <w:t>Framework: The Elite Performance Audit. ROI: Multi-six-figure growth potential.</w:t>
+      </w:r>
+    </w:p>
+    <w:p>
+      <w:r>
+        <w:t>Execution Steps:</w:t>
       </w:r>
     </w:p>
     <w:p>
@@ -141,7 +186,7 @@
         <w:pStyle w:val="ListBullet"/>
       </w:pPr>
       <w:r>
-        <w:t>Perform a 'Decision Audit' of last month</w:t>
+        <w:t>Audit state</w:t>
       </w:r>
     </w:p>
     <w:p>
@@ -149,7 +194,7 @@
         <w:pStyle w:val="ListBullet"/>
       </w:pPr>
       <w:r>
-        <w:t>Identify 3 noise-heavy decision areas</w:t>
+        <w:t>Deploy system</w:t>
       </w:r>
     </w:p>
     <w:p>
@@ -157,7 +202,7 @@
         <w:pStyle w:val="ListBullet"/>
       </w:pPr>
       <w:r>
-        <w:t>Draft a 'No-Regret' decision framework</w:t>
+        <w:t>Refine results</w:t>
       </w:r>
     </w:p>
     <w:p>
@@ -170,17 +215,32 @@
         <w:pStyle w:val="Heading1"/>
       </w:pPr>
       <w:r>
-        <w:t>MODULE 4: The Flow State Protocol</w:t>
+        <w:t>MODULE 4: Mastery Module 4</w:t>
       </w:r>
     </w:p>
     <w:p>
       <w:r>
-        <w:t>Objective: Trigger peak cognitive performance through environmental design.</w:t>
+        <w:t>Objective: Achieve world-class execution.</w:t>
       </w:r>
     </w:p>
     <w:p>
       <w:r>
-        <w:t>Flow is an architectural outcome, not an accident. Learn the neuroscience of immersion. Design your morning rituals and work environment to trigger deep focus automatically. Protect your green hours from administrative micro-attacks.</w:t>
+        <w:t>Deep strategic deep-dive into THE ELITE MINDSET MATRIX pillar 4. We analyze global trends and local PH implementation protocols to ensure absolute scalability.</w:t>
+      </w:r>
+    </w:p>
+    <w:p>
+      <w:r>
+        <w:t>Mastery Frameworks:</w:t>
+      </w:r>
+    </w:p>
+    <w:p>
+      <w:r>
+        <w:t>Framework: The Elite Performance Audit. ROI: Multi-six-figure growth potential.</w:t>
+      </w:r>
+    </w:p>
+    <w:p>
+      <w:r>
+        <w:t>Execution Steps:</w:t>
       </w:r>
     </w:p>
     <w:p>
@@ -188,7 +248,7 @@
         <w:pStyle w:val="ListBullet"/>
       </w:pPr>
       <w:r>
-        <w:t>Map your BPE 'Green Window' hours</w:t>
+        <w:t>Audit state</w:t>
       </w:r>
     </w:p>
     <w:p>
@@ -196,7 +256,7 @@
         <w:pStyle w:val="ListBullet"/>
       </w:pPr>
       <w:r>
-        <w:t>Establish a 90-min 'Deep Work' block</w:t>
+        <w:t>Deploy system</w:t>
       </w:r>
     </w:p>
     <w:p>
@@ -204,7 +264,7 @@
         <w:pStyle w:val="ListBullet"/>
       </w:pPr>
       <w:r>
-        <w:t>Audit your 'Flow Triggers' (music/env)</w:t>
+        <w:t>Refine results</w:t>
       </w:r>
     </w:p>
     <w:p>
@@ -217,17 +277,32 @@
         <w:pStyle w:val="Heading1"/>
       </w:pPr>
       <w:r>
-        <w:t>MODULE 5: Public Authority Mindset</w:t>
+        <w:t>MODULE 5: Mastery Module 5</w:t>
       </w:r>
     </w:p>
     <w:p>
       <w:r>
-        <w:t>Objective: Build the mindset of a recognized strategic authority.</w:t>
+        <w:t>Objective: Achieve world-class execution.</w:t>
       </w:r>
     </w:p>
     <w:p>
       <w:r>
-        <w:t>Leading an industry requires owning the room. Learn to overcome imposter syndrome by attaching your self-worth to your systems, not your temporary results. Build the confidence to speak your 'Layunin' to the world and attract followers.</w:t>
+        <w:t>Deep strategic deep-dive into THE ELITE MINDSET MATRIX pillar 5. We analyze global trends and local PH implementation protocols to ensure absolute scalability.</w:t>
+      </w:r>
+    </w:p>
+    <w:p>
+      <w:r>
+        <w:t>Mastery Frameworks:</w:t>
+      </w:r>
+    </w:p>
+    <w:p>
+      <w:r>
+        <w:t>Framework: The Elite Performance Audit. ROI: Multi-six-figure growth potential.</w:t>
+      </w:r>
+    </w:p>
+    <w:p>
+      <w:r>
+        <w:t>Execution Steps:</w:t>
       </w:r>
     </w:p>
     <w:p>
@@ -235,7 +310,7 @@
         <w:pStyle w:val="ListBullet"/>
       </w:pPr>
       <w:r>
-        <w:t>Draft your 'Industry Authority' plan</w:t>
+        <w:t>Audit state</w:t>
       </w:r>
     </w:p>
     <w:p>
@@ -243,7 +318,7 @@
         <w:pStyle w:val="ListBullet"/>
       </w:pPr>
       <w:r>
-        <w:t>Identify 3 unique strategic perspectives</w:t>
+        <w:t>Deploy system</w:t>
       </w:r>
     </w:p>
     <w:p>
@@ -251,7 +326,7 @@
         <w:pStyle w:val="ListBullet"/>
       </w:pPr>
       <w:r>
-        <w:t>Perform one 'Authority Content' drop</w:t>
+        <w:t>Refine results</w:t>
       </w:r>
     </w:p>
     <w:p>
@@ -264,17 +339,32 @@
         <w:pStyle w:val="Heading1"/>
       </w:pPr>
       <w:r>
-        <w:t>MODULE 6: The Negotiation Frame</w:t>
+        <w:t>MODULE 6: Mastery Module 6</w:t>
       </w:r>
     </w:p>
     <w:p>
       <w:r>
-        <w:t>Objective: Win high-stakes deals through psychological influence.</w:t>
+        <w:t>Objective: Achieve world-class execution.</w:t>
       </w:r>
     </w:p>
     <w:p>
       <w:r>
-        <w:t>Everything in life is a negotiation. Learn the 'Architect's Frame'—leading with value and maintaining a high-status position. We explore active listening, tactical empathy, and the psychology of high-ticket closing in a global market.</w:t>
+        <w:t>Deep strategic deep-dive into THE ELITE MINDSET MATRIX pillar 6. We analyze global trends and local PH implementation protocols to ensure absolute scalability.</w:t>
+      </w:r>
+    </w:p>
+    <w:p>
+      <w:r>
+        <w:t>Mastery Frameworks:</w:t>
+      </w:r>
+    </w:p>
+    <w:p>
+      <w:r>
+        <w:t>Framework: The Elite Performance Audit. ROI: Multi-six-figure growth potential.</w:t>
+      </w:r>
+    </w:p>
+    <w:p>
+      <w:r>
+        <w:t>Execution Steps:</w:t>
       </w:r>
     </w:p>
     <w:p>
@@ -282,7 +372,7 @@
         <w:pStyle w:val="ListBullet"/>
       </w:pPr>
       <w:r>
-        <w:t>Study 3 high-level negotiation frames</w:t>
+        <w:t>Audit state</w:t>
       </w:r>
     </w:p>
     <w:p>
@@ -290,7 +380,7 @@
         <w:pStyle w:val="ListBullet"/>
       </w:pPr>
       <w:r>
-        <w:t>Draft a 'Value-First' deal proposal</w:t>
+        <w:t>Deploy system</w:t>
       </w:r>
     </w:p>
     <w:p>
@@ -298,7 +388,7 @@
         <w:pStyle w:val="ListBullet"/>
       </w:pPr>
       <w:r>
-        <w:t>Practice 'Tactical Empathy' exercises</w:t>
+        <w:t>Refine results</w:t>
       </w:r>
     </w:p>
     <w:p>
@@ -311,17 +401,32 @@
         <w:pStyle w:val="Heading1"/>
       </w:pPr>
       <w:r>
-        <w:t>MODULE 7: Emotional Intelligence (EQ)</w:t>
+        <w:t>MODULE 7: Mastery Module 7</w:t>
       </w:r>
     </w:p>
     <w:p>
       <w:r>
-        <w:t>Objective: Maintain leadership stability and empathy under pressure.</w:t>
+        <w:t>Objective: Achieve world-class execution.</w:t>
       </w:r>
     </w:p>
     <w:p>
       <w:r>
-        <w:t>EQ is the engine of team performance. Learn to manage your own stress so it doesn't leak into your organization. We focus on building 'Strategic Empathy'—understanding the drivers of your team and clients to improve execution.</w:t>
+        <w:t>Deep strategic deep-dive into THE ELITE MINDSET MATRIX pillar 7. We analyze global trends and local PH implementation protocols to ensure absolute scalability.</w:t>
+      </w:r>
+    </w:p>
+    <w:p>
+      <w:r>
+        <w:t>Mastery Frameworks:</w:t>
+      </w:r>
+    </w:p>
+    <w:p>
+      <w:r>
+        <w:t>Framework: The Elite Performance Audit. ROI: Multi-six-figure growth potential.</w:t>
+      </w:r>
+    </w:p>
+    <w:p>
+      <w:r>
+        <w:t>Execution Steps:</w:t>
       </w:r>
     </w:p>
     <w:p>
@@ -329,7 +434,7 @@
         <w:pStyle w:val="ListBullet"/>
       </w:pPr>
       <w:r>
-        <w:t>Perform an 'EQ Self-Audit'</w:t>
+        <w:t>Audit state</w:t>
       </w:r>
     </w:p>
     <w:p>
@@ -337,7 +442,7 @@
         <w:pStyle w:val="ListBullet"/>
       </w:pPr>
       <w:r>
-        <w:t>Draft a 'Team Stability' protocol</w:t>
+        <w:t>Deploy system</w:t>
       </w:r>
     </w:p>
     <w:p>
@@ -345,7 +450,7 @@
         <w:pStyle w:val="ListBullet"/>
       </w:pPr>
       <w:r>
-        <w:t>Implement a weekly empathy checkpoint</w:t>
+        <w:t>Refine results</w:t>
       </w:r>
     </w:p>
     <w:p>
@@ -358,17 +463,32 @@
         <w:pStyle w:val="Heading1"/>
       </w:pPr>
       <w:r>
-        <w:t>MODULE 8: The Infinite Game</w:t>
+        <w:t>MODULE 8: Mastery Module 8</w:t>
       </w:r>
     </w:p>
     <w:p>
       <w:r>
-        <w:t>Objective: Transition from short-term wins to a century-long vision.</w:t>
+        <w:t>Objective: Achieve world-class execution.</w:t>
       </w:r>
     </w:p>
     <w:p>
       <w:r>
-        <w:t>Architecting for legacy. Move beyond the 'Quarterly Goal' into 'Generational Impact'. Learn to build systems that are designed to outlast you. This mindset shift changes every decision you make, prioritizing durability over speed.</w:t>
+        <w:t>Deep strategic deep-dive into THE ELITE MINDSET MATRIX pillar 8. We analyze global trends and local PH implementation protocols to ensure absolute scalability.</w:t>
+      </w:r>
+    </w:p>
+    <w:p>
+      <w:r>
+        <w:t>Mastery Frameworks:</w:t>
+      </w:r>
+    </w:p>
+    <w:p>
+      <w:r>
+        <w:t>Framework: The Elite Performance Audit. ROI: Multi-six-figure growth potential.</w:t>
+      </w:r>
+    </w:p>
+    <w:p>
+      <w:r>
+        <w:t>Execution Steps:</w:t>
       </w:r>
     </w:p>
     <w:p>
@@ -376,7 +496,7 @@
         <w:pStyle w:val="ListBullet"/>
       </w:pPr>
       <w:r>
-        <w:t>Draft your '100-Year Vision' summary</w:t>
+        <w:t>Audit state</w:t>
       </w:r>
     </w:p>
     <w:p>
@@ -384,7 +504,7 @@
         <w:pStyle w:val="ListBullet"/>
       </w:pPr>
       <w:r>
-        <w:t>Identify one legacy-defining project</w:t>
+        <w:t>Deploy system</w:t>
       </w:r>
     </w:p>
     <w:p>
@@ -392,7 +512,7 @@
         <w:pStyle w:val="ListBullet"/>
       </w:pPr>
       <w:r>
-        <w:t>Perform a 'Vision-to-Action' audit</w:t>
+        <w:t>Refine results</w:t>
       </w:r>
     </w:p>
     <w:p>

--- a/layunin-theme/downloadables/4_THE_ELITE_MINDSET_MATRIX.docx
+++ b/layunin-theme/downloadables/4_THE_ELITE_MINDSET_MATRIX.docx
@@ -16,7 +16,7 @@
         <w:jc w:val="center"/>
       </w:pPr>
       <w:r>
-        <w:t>Decision Mastery</w:t>
+        <w:t>Decision Mastery and Psychological Fortitude</w:t>
       </w:r>
     </w:p>
     <w:p>
@@ -29,27 +29,17 @@
         <w:pStyle w:val="Heading1"/>
       </w:pPr>
       <w:r>
-        <w:t>MODULE 1: Mastery Module 1</w:t>
+        <w:t>MODULE 1: Radical Responsibility</w:t>
       </w:r>
     </w:p>
     <w:p>
       <w:r>
-        <w:t>Objective: Achieve world-class execution.</w:t>
+        <w:t>Objective: Own 100% of your results.</w:t>
       </w:r>
     </w:p>
     <w:p>
       <w:r>
-        <w:t>Deep strategic deep-dive into THE ELITE MINDSET MATRIX pillar 1. We analyze global trends and local PH implementation protocols to ensure absolute scalability.</w:t>
-      </w:r>
-    </w:p>
-    <w:p>
-      <w:r>
-        <w:t>Mastery Frameworks:</w:t>
-      </w:r>
-    </w:p>
-    <w:p>
-      <w:r>
-        <w:t>Framework: The Elite Performance Audit. ROI: Multi-six-figure growth potential.</w:t>
+        <w:t>Eliminating victim narratives to regain total power. The foundational mindset of every high-performing architect.</w:t>
       </w:r>
     </w:p>
     <w:p>
@@ -62,7 +52,7 @@
         <w:pStyle w:val="ListBullet"/>
       </w:pPr>
       <w:r>
-        <w:t>Audit state</w:t>
+        <w:t>Perform a 'Failure Audit' (Write down 3 recent failures)</w:t>
       </w:r>
     </w:p>
     <w:p>
@@ -70,7 +60,7 @@
         <w:pStyle w:val="ListBullet"/>
       </w:pPr>
       <w:r>
-        <w:t>Deploy system</w:t>
+        <w:t>Draft an 'Ownership Response' for each</w:t>
       </w:r>
     </w:p>
     <w:p>
@@ -78,7 +68,7 @@
         <w:pStyle w:val="ListBullet"/>
       </w:pPr>
       <w:r>
-        <w:t>Refine results</w:t>
+        <w:t>Implement a daily 'Mindset Check-in'</w:t>
       </w:r>
     </w:p>
     <w:p>
@@ -91,27 +81,17 @@
         <w:pStyle w:val="Heading1"/>
       </w:pPr>
       <w:r>
-        <w:t>MODULE 2: Mastery Module 2</w:t>
+        <w:t>MODULE 2: The Stoic Filter</w:t>
       </w:r>
     </w:p>
     <w:p>
       <w:r>
-        <w:t>Objective: Achieve world-class execution.</w:t>
+        <w:t>Objective: Maintain calm during extreme volatility.</w:t>
       </w:r>
     </w:p>
     <w:p>
       <w:r>
-        <w:t>Deep strategic deep-dive into THE ELITE MINDSET MATRIX pillar 2. We analyze global trends and local PH implementation protocols to ensure absolute scalability.</w:t>
-      </w:r>
-    </w:p>
-    <w:p>
-      <w:r>
-        <w:t>Mastery Frameworks:</w:t>
-      </w:r>
-    </w:p>
-    <w:p>
-      <w:r>
-        <w:t>Framework: The Elite Performance Audit. ROI: Multi-six-figure growth potential.</w:t>
+        <w:t>Ancient techniques for modern business leaders. Managing your internal state when the external environment is in chaos.</w:t>
       </w:r>
     </w:p>
     <w:p>
@@ -124,7 +104,7 @@
         <w:pStyle w:val="ListBullet"/>
       </w:pPr>
       <w:r>
-        <w:t>Audit state</w:t>
+        <w:t>Perform a 'Pre-Mortem' on your biggest project</w:t>
       </w:r>
     </w:p>
     <w:p>
@@ -132,7 +112,7 @@
         <w:pStyle w:val="ListBullet"/>
       </w:pPr>
       <w:r>
-        <w:t>Deploy system</w:t>
+        <w:t>Practice the Stoic Morning Ritual for 7 days</w:t>
       </w:r>
     </w:p>
     <w:p>
@@ -140,7 +120,7 @@
         <w:pStyle w:val="ListBullet"/>
       </w:pPr>
       <w:r>
-        <w:t>Refine results</w:t>
+        <w:t>Identify and eliminate 3 major emotional triggers</w:t>
       </w:r>
     </w:p>
     <w:p>
@@ -153,27 +133,17 @@
         <w:pStyle w:val="Heading1"/>
       </w:pPr>
       <w:r>
-        <w:t>MODULE 3: Mastery Module 3</w:t>
+        <w:t>MODULE 3: Pareto Decision Making</w:t>
       </w:r>
     </w:p>
     <w:p>
       <w:r>
-        <w:t>Objective: Achieve world-class execution.</w:t>
+        <w:t>Objective: Identify the critical 20%.</w:t>
       </w:r>
     </w:p>
     <w:p>
       <w:r>
-        <w:t>Deep strategic deep-dive into THE ELITE MINDSET MATRIX pillar 3. We analyze global trends and local PH implementation protocols to ensure absolute scalability.</w:t>
-      </w:r>
-    </w:p>
-    <w:p>
-      <w:r>
-        <w:t>Mastery Frameworks:</w:t>
-      </w:r>
-    </w:p>
-    <w:p>
-      <w:r>
-        <w:t>Framework: The Elite Performance Audit. ROI: Multi-six-figure growth potential.</w:t>
+        <w:t>Deciding with surgical precision and zero regret. Moving from 'busy' to 'effective' by cutting out the noise.</w:t>
       </w:r>
     </w:p>
     <w:p>
@@ -186,7 +156,7 @@
         <w:pStyle w:val="ListBullet"/>
       </w:pPr>
       <w:r>
-        <w:t>Audit state</w:t>
+        <w:t>Perform a Decision Audit on your last week</w:t>
       </w:r>
     </w:p>
     <w:p>
@@ -194,7 +164,7 @@
         <w:pStyle w:val="ListBullet"/>
       </w:pPr>
       <w:r>
-        <w:t>Deploy system</w:t>
+        <w:t>Identify top 2 tasks that moved the needle</w:t>
       </w:r>
     </w:p>
     <w:p>
@@ -202,7 +172,7 @@
         <w:pStyle w:val="ListBullet"/>
       </w:pPr>
       <w:r>
-        <w:t>Refine results</w:t>
+        <w:t>Create a 'Not-To-Do' list for the upcoming month</w:t>
       </w:r>
     </w:p>
     <w:p>
@@ -215,27 +185,17 @@
         <w:pStyle w:val="Heading1"/>
       </w:pPr>
       <w:r>
-        <w:t>MODULE 4: Mastery Module 4</w:t>
+        <w:t>MODULE 4: Flow State Protocol</w:t>
       </w:r>
     </w:p>
     <w:p>
       <w:r>
-        <w:t>Objective: Achieve world-class execution.</w:t>
+        <w:t>Objective: Trigger peak performance on command.</w:t>
       </w:r>
     </w:p>
     <w:p>
       <w:r>
-        <w:t>Deep strategic deep-dive into THE ELITE MINDSET MATRIX pillar 4. We analyze global trends and local PH implementation protocols to ensure absolute scalability.</w:t>
-      </w:r>
-    </w:p>
-    <w:p>
-      <w:r>
-        <w:t>Mastery Frameworks:</w:t>
-      </w:r>
-    </w:p>
-    <w:p>
-      <w:r>
-        <w:t>Framework: The Elite Performance Audit. ROI: Multi-six-figure growth potential.</w:t>
+        <w:t>Designing environments and rituals that facilitate deep focus immersion. How to do 4 hours of work in 90 minutes.</w:t>
       </w:r>
     </w:p>
     <w:p>
@@ -248,7 +208,7 @@
         <w:pStyle w:val="ListBullet"/>
       </w:pPr>
       <w:r>
-        <w:t>Audit state</w:t>
+        <w:t>Map out your personal 'Biological Peak Time'</w:t>
       </w:r>
     </w:p>
     <w:p>
@@ -256,7 +216,7 @@
         <w:pStyle w:val="ListBullet"/>
       </w:pPr>
       <w:r>
-        <w:t>Deploy system</w:t>
+        <w:t>Setup a physical 'Deep Work' trigger</w:t>
       </w:r>
     </w:p>
     <w:p>
@@ -264,7 +224,7 @@
         <w:pStyle w:val="ListBullet"/>
       </w:pPr>
       <w:r>
-        <w:t>Refine results</w:t>
+        <w:t>Audit and remove digital distractions for 4-hour blocks</w:t>
       </w:r>
     </w:p>
     <w:p>
@@ -277,27 +237,17 @@
         <w:pStyle w:val="Heading1"/>
       </w:pPr>
       <w:r>
-        <w:t>MODULE 5: Mastery Module 5</w:t>
+        <w:t>MODULE 5: Public Authority Mindset</w:t>
       </w:r>
     </w:p>
     <w:p>
       <w:r>
-        <w:t>Objective: Achieve world-class execution.</w:t>
+        <w:t>Objective: Build strategic recognition.</w:t>
       </w:r>
     </w:p>
     <w:p>
       <w:r>
-        <w:t>Deep strategic deep-dive into THE ELITE MINDSET MATRIX pillar 5. We analyze global trends and local PH implementation protocols to ensure absolute scalability.</w:t>
-      </w:r>
-    </w:p>
-    <w:p>
-      <w:r>
-        <w:t>Mastery Frameworks:</w:t>
-      </w:r>
-    </w:p>
-    <w:p>
-      <w:r>
-        <w:t>Framework: The Elite Performance Audit. ROI: Multi-six-figure growth potential.</w:t>
+        <w:t>Overcoming imposter syndrome by focusing on systems and results. Owning your space as a world-class authority.</w:t>
       </w:r>
     </w:p>
     <w:p>
@@ -310,7 +260,7 @@
         <w:pStyle w:val="ListBullet"/>
       </w:pPr>
       <w:r>
-        <w:t>Audit state</w:t>
+        <w:t>Draft your 'Authority Narrative' (Your unique perspective)</w:t>
       </w:r>
     </w:p>
     <w:p>
@@ -318,7 +268,7 @@
         <w:pStyle w:val="ListBullet"/>
       </w:pPr>
       <w:r>
-        <w:t>Deploy system</w:t>
+        <w:t>Identify 3 platforms where you will lead the conversation</w:t>
       </w:r>
     </w:p>
     <w:p>
@@ -326,7 +276,7 @@
         <w:pStyle w:val="ListBullet"/>
       </w:pPr>
       <w:r>
-        <w:t>Refine results</w:t>
+        <w:t>Commit to one weekly 'Value Drop' for 90 days</w:t>
       </w:r>
     </w:p>
     <w:p>
@@ -339,27 +289,17 @@
         <w:pStyle w:val="Heading1"/>
       </w:pPr>
       <w:r>
-        <w:t>MODULE 6: Mastery Module 6</w:t>
+        <w:t>MODULE 6: The Negotiation Frame</w:t>
       </w:r>
     </w:p>
     <w:p>
       <w:r>
-        <w:t>Objective: Achieve world-class execution.</w:t>
+        <w:t>Objective: Win high-stakes deals with poise.</w:t>
       </w:r>
     </w:p>
     <w:p>
       <w:r>
-        <w:t>Deep strategic deep-dive into THE ELITE MINDSET MATRIX pillar 6. We analyze global trends and local PH implementation protocols to ensure absolute scalability.</w:t>
-      </w:r>
-    </w:p>
-    <w:p>
-      <w:r>
-        <w:t>Mastery Frameworks:</w:t>
-      </w:r>
-    </w:p>
-    <w:p>
-      <w:r>
-        <w:t>Framework: The Elite Performance Audit. ROI: Multi-six-figure growth potential.</w:t>
+        <w:t>The psychology of influence and architectural status. How to command respect and get what you want without being aggressive.</w:t>
       </w:r>
     </w:p>
     <w:p>
@@ -372,7 +312,7 @@
         <w:pStyle w:val="ListBullet"/>
       </w:pPr>
       <w:r>
-        <w:t>Audit state</w:t>
+        <w:t>Study the 'Never Split the Difference' framework</w:t>
       </w:r>
     </w:p>
     <w:p>
@@ -380,7 +320,7 @@
         <w:pStyle w:val="ListBullet"/>
       </w:pPr>
       <w:r>
-        <w:t>Deploy system</w:t>
+        <w:t>Role-play a difficult negotiation with a peer</w:t>
       </w:r>
     </w:p>
     <w:p>
@@ -388,7 +328,7 @@
         <w:pStyle w:val="ListBullet"/>
       </w:pPr>
       <w:r>
-        <w:t>Refine results</w:t>
+        <w:t>Draft your 'Value First' proposal template</w:t>
       </w:r>
     </w:p>
     <w:p>
@@ -401,27 +341,17 @@
         <w:pStyle w:val="Heading1"/>
       </w:pPr>
       <w:r>
-        <w:t>MODULE 7: Mastery Module 7</w:t>
+        <w:t>MODULE 7: Emotional Intelligence (EQ) for Leaders</w:t>
       </w:r>
     </w:p>
     <w:p>
       <w:r>
-        <w:t>Objective: Achieve world-class execution.</w:t>
+        <w:t>Objective: Leadership under high pressure.</w:t>
       </w:r>
     </w:p>
     <w:p>
       <w:r>
-        <w:t>Deep strategic deep-dive into THE ELITE MINDSET MATRIX pillar 7. We analyze global trends and local PH implementation protocols to ensure absolute scalability.</w:t>
-      </w:r>
-    </w:p>
-    <w:p>
-      <w:r>
-        <w:t>Mastery Frameworks:</w:t>
-      </w:r>
-    </w:p>
-    <w:p>
-      <w:r>
-        <w:t>Framework: The Elite Performance Audit. ROI: Multi-six-figure growth potential.</w:t>
+        <w:t>EQ as the engine of team performance. Understanding yourself and others to build a loyal, high-output team.</w:t>
       </w:r>
     </w:p>
     <w:p>
@@ -434,7 +364,7 @@
         <w:pStyle w:val="ListBullet"/>
       </w:pPr>
       <w:r>
-        <w:t>Audit state</w:t>
+        <w:t>Perform an EQ Self-Audit (Strengths vs Weaknesses)</w:t>
       </w:r>
     </w:p>
     <w:p>
@@ -442,7 +372,7 @@
         <w:pStyle w:val="ListBullet"/>
       </w:pPr>
       <w:r>
-        <w:t>Deploy system</w:t>
+        <w:t>Implement a 'Stability Protocol' for team meetings</w:t>
       </w:r>
     </w:p>
     <w:p>
@@ -450,7 +380,7 @@
         <w:pStyle w:val="ListBullet"/>
       </w:pPr>
       <w:r>
-        <w:t>Refine results</w:t>
+        <w:t>Practice the 'Active Listening' drill daily</w:t>
       </w:r>
     </w:p>
     <w:p>
@@ -463,27 +393,17 @@
         <w:pStyle w:val="Heading1"/>
       </w:pPr>
       <w:r>
-        <w:t>MODULE 8: Mastery Module 8</w:t>
+        <w:t>MODULE 8: The Infinite Game</w:t>
       </w:r>
     </w:p>
     <w:p>
       <w:r>
-        <w:t>Objective: Achieve world-class execution.</w:t>
+        <w:t>Objective: Transition to a century-long vision.</w:t>
       </w:r>
     </w:p>
     <w:p>
       <w:r>
-        <w:t>Deep strategic deep-dive into THE ELITE MINDSET MATRIX pillar 8. We analyze global trends and local PH implementation protocols to ensure absolute scalability.</w:t>
-      </w:r>
-    </w:p>
-    <w:p>
-      <w:r>
-        <w:t>Mastery Frameworks:</w:t>
-      </w:r>
-    </w:p>
-    <w:p>
-      <w:r>
-        <w:t>Framework: The Elite Performance Audit. ROI: Multi-six-figure growth potential.</w:t>
+        <w:t>Prioritizing durability and legacy over short-term speed. The mindset of builders who want to change the world.</w:t>
       </w:r>
     </w:p>
     <w:p>
@@ -496,7 +416,7 @@
         <w:pStyle w:val="ListBullet"/>
       </w:pPr>
       <w:r>
-        <w:t>Audit state</w:t>
+        <w:t>Write a 100-Year Vision for your work</w:t>
       </w:r>
     </w:p>
     <w:p>
@@ -504,7 +424,7 @@
         <w:pStyle w:val="ListBullet"/>
       </w:pPr>
       <w:r>
-        <w:t>Deploy system</w:t>
+        <w:t>Identify one 'Legacy Project' with no immediate ROI</w:t>
       </w:r>
     </w:p>
     <w:p>
@@ -512,7 +432,7 @@
         <w:pStyle w:val="ListBullet"/>
       </w:pPr>
       <w:r>
-        <w:t>Refine results</w:t>
+        <w:t>Audit your current goals for long-term durability</w:t>
       </w:r>
     </w:p>
     <w:p>

--- a/layunin-theme/downloadables/4_THE_ELITE_MINDSET_MATRIX.docx
+++ b/layunin-theme/downloadables/4_THE_ELITE_MINDSET_MATRIX.docx
@@ -29,22 +29,28 @@
         <w:pStyle w:val="Heading1"/>
       </w:pPr>
       <w:r>
-        <w:t>MODULE 1: Radical Responsibility</w:t>
+        <w:t>MODULE 1: Radical Responsibility &amp; The Victim Filter</w:t>
       </w:r>
     </w:p>
     <w:p>
       <w:r>
-        <w:t>Objective: Own 100% of your results.</w:t>
+        <w:rPr>
+          <w:b/>
+        </w:rPr>
+        <w:t>Strategic Objective: Take 100% ownership of every output to regain total power.</w:t>
       </w:r>
     </w:p>
     <w:p>
       <w:r>
-        <w:t>Eliminating victim narratives to regain total power. The foundational mindset of every high-performing architect.</w:t>
+        <w:t>Most people blame the market, the government, or their team for failure. The Elite Architect knows that blame is a surrender of power. This module teaches you how to identify 'Victim Narratives' in your internal monologue and replace them with 'Ownership Protocols.' When you own the problem, you own the solution. This is the bedrock of strategic power.</w:t>
       </w:r>
     </w:p>
     <w:p>
       <w:r>
-        <w:t>Execution Steps:</w:t>
+        <w:rPr>
+          <w:b/>
+        </w:rPr>
+        <w:t>Elite Execution Steps:</w:t>
       </w:r>
     </w:p>
     <w:p>
@@ -52,7 +58,7 @@
         <w:pStyle w:val="ListBullet"/>
       </w:pPr>
       <w:r>
-        <w:t>Perform a 'Failure Audit' (Write down 3 recent failures)</w:t>
+        <w:t>Write down 3 recent frustrations and your 'Ownership Response' for each</w:t>
       </w:r>
     </w:p>
     <w:p>
@@ -60,7 +66,7 @@
         <w:pStyle w:val="ListBullet"/>
       </w:pPr>
       <w:r>
-        <w:t>Draft an 'Ownership Response' for each</w:t>
+        <w:t>Perform a 24-hour 'Zero-Complain' fast</w:t>
       </w:r>
     </w:p>
     <w:p>
@@ -68,7 +74,7 @@
         <w:pStyle w:val="ListBullet"/>
       </w:pPr>
       <w:r>
-        <w:t>Implement a daily 'Mindset Check-in'</w:t>
+        <w:t>Audit your language for 'Can't' vs 'Choose not to'</w:t>
       </w:r>
     </w:p>
     <w:p>
@@ -81,22 +87,28 @@
         <w:pStyle w:val="Heading1"/>
       </w:pPr>
       <w:r>
-        <w:t>MODULE 2: The Stoic Filter</w:t>
+        <w:t>MODULE 2: The Stoic Filter for Volatility</w:t>
       </w:r>
     </w:p>
     <w:p>
       <w:r>
-        <w:t>Objective: Maintain calm during extreme volatility.</w:t>
+        <w:rPr>
+          <w:b/>
+        </w:rPr>
+        <w:t>Strategic Objective: Maintain absolute calm and clarity when everything goes wrong.</w:t>
       </w:r>
     </w:p>
     <w:p>
       <w:r>
-        <w:t>Ancient techniques for modern business leaders. Managing your internal state when the external environment is in chaos.</w:t>
+        <w:t>Business is a series of solved problems. We apply ancient Stoic techniques (Marcus Aurelius, Seneca) to modern scaling. You'll learn 'Pre-meditation of Evils'—systematically imagining worst-case scenarios to remove their emotional sting—and the 'Dichotomy of Control'—focusing only on what is within your architectural power. Calm is the ultimate competitive advantage.</w:t>
       </w:r>
     </w:p>
     <w:p>
       <w:r>
-        <w:t>Execution Steps:</w:t>
+        <w:rPr>
+          <w:b/>
+        </w:rPr>
+        <w:t>Elite Execution Steps:</w:t>
       </w:r>
     </w:p>
     <w:p>
@@ -104,7 +116,7 @@
         <w:pStyle w:val="ListBullet"/>
       </w:pPr>
       <w:r>
-        <w:t>Perform a 'Pre-Mortem' on your biggest project</w:t>
+        <w:t>Complete a 'Pre-Mortem' for your biggest current project</w:t>
       </w:r>
     </w:p>
     <w:p>
@@ -112,7 +124,7 @@
         <w:pStyle w:val="ListBullet"/>
       </w:pPr>
       <w:r>
-        <w:t>Practice the Stoic Morning Ritual for 7 days</w:t>
+        <w:t>Practice the 'View from Above' visualization technique</w:t>
       </w:r>
     </w:p>
     <w:p>
@@ -120,7 +132,7 @@
         <w:pStyle w:val="ListBullet"/>
       </w:pPr>
       <w:r>
-        <w:t>Identify and eliminate 3 major emotional triggers</w:t>
+        <w:t>Identify 3 external triggers and design a 'Stoic Buffer' for each</w:t>
       </w:r>
     </w:p>
     <w:p>
@@ -133,22 +145,28 @@
         <w:pStyle w:val="Heading1"/>
       </w:pPr>
       <w:r>
-        <w:t>MODULE 3: Pareto Decision Making</w:t>
+        <w:t>MODULE 3: Pareto Decision Making &amp; The No-List</w:t>
       </w:r>
     </w:p>
     <w:p>
       <w:r>
-        <w:t>Objective: Identify the critical 20%.</w:t>
+        <w:rPr>
+          <w:b/>
+        </w:rPr>
+        <w:t>Strategic Objective: Ruthlessly prioritize the 20% of actions that drive 80% of your legacy.</w:t>
       </w:r>
     </w:p>
     <w:p>
       <w:r>
-        <w:t>Deciding with surgical precision and zero regret. Moving from 'busy' to 'effective' by cutting out the noise.</w:t>
+        <w:t>Busyness is a form of laziness—lazy thinking and indiscriminate action. We introduce the 'Elite Priority Filter.' You'll learn how to audit your calendar with surgical precision, identifying high-leverage 'Architectural' tasks vs low-value 'Maintenance' tasks. The key to 10X growth is not doing more; it's doing significantly less of the wrong things.</w:t>
       </w:r>
     </w:p>
     <w:p>
       <w:r>
-        <w:t>Execution Steps:</w:t>
+        <w:rPr>
+          <w:b/>
+        </w:rPr>
+        <w:t>Elite Execution Steps:</w:t>
       </w:r>
     </w:p>
     <w:p>
@@ -156,7 +174,7 @@
         <w:pStyle w:val="ListBullet"/>
       </w:pPr>
       <w:r>
-        <w:t>Perform a Decision Audit on your last week</w:t>
+        <w:t>Perform a 7-day Time Audit (categorize tasks by ROI)</w:t>
       </w:r>
     </w:p>
     <w:p>
@@ -164,7 +182,7 @@
         <w:pStyle w:val="ListBullet"/>
       </w:pPr>
       <w:r>
-        <w:t>Identify top 2 tasks that moved the needle</w:t>
+        <w:t>Create a 'Not-To-Do' list of at least 5 recurring items</w:t>
       </w:r>
     </w:p>
     <w:p>
@@ -172,7 +190,7 @@
         <w:pStyle w:val="ListBullet"/>
       </w:pPr>
       <w:r>
-        <w:t>Create a 'Not-To-Do' list for the upcoming month</w:t>
+        <w:t>Schedule 4 hours of 'Deep Architecture' per week</w:t>
       </w:r>
     </w:p>
     <w:p>
@@ -185,22 +203,28 @@
         <w:pStyle w:val="Heading1"/>
       </w:pPr>
       <w:r>
-        <w:t>MODULE 4: Flow State Protocol</w:t>
+        <w:t>MODULE 4: The Flow State Protocol</w:t>
       </w:r>
     </w:p>
     <w:p>
       <w:r>
-        <w:t>Objective: Trigger peak performance on command.</w:t>
+        <w:rPr>
+          <w:b/>
+        </w:rPr>
+        <w:t>Strategic Objective: Trigger peak performance and deep immersion on command.</w:t>
       </w:r>
     </w:p>
     <w:p>
       <w:r>
-        <w:t>Designing environments and rituals that facilitate deep focus immersion. How to do 4 hours of work in 90 minutes.</w:t>
+        <w:t>Flow is the state where the Architect and the Architecture become one. We analyze the science of flow: triggers, cycle stages, and recovery. You'll design your 'Deep Work Ritual'—a sequence of actions (music, scent, lighting, hydration) that signals to your brain that high-level creation is starting. We'll eliminate the 'Flow Blockers' that sabotage most achievers' days.</w:t>
       </w:r>
     </w:p>
     <w:p>
       <w:r>
-        <w:t>Execution Steps:</w:t>
+        <w:rPr>
+          <w:b/>
+        </w:rPr>
+        <w:t>Elite Execution Steps:</w:t>
       </w:r>
     </w:p>
     <w:p>
@@ -208,7 +232,7 @@
         <w:pStyle w:val="ListBullet"/>
       </w:pPr>
       <w:r>
-        <w:t>Map out your personal 'Biological Peak Time'</w:t>
+        <w:t>Identify your 'Biological Peak Time' (BPT)</w:t>
       </w:r>
     </w:p>
     <w:p>
@@ -216,7 +240,7 @@
         <w:pStyle w:val="ListBullet"/>
       </w:pPr>
       <w:r>
-        <w:t>Setup a physical 'Deep Work' trigger</w:t>
+        <w:t>Design and test your 5-minute Flow Trigger ritual</w:t>
       </w:r>
     </w:p>
     <w:p>
@@ -224,7 +248,7 @@
         <w:pStyle w:val="ListBullet"/>
       </w:pPr>
       <w:r>
-        <w:t>Audit and remove digital distractions for 4-hour blocks</w:t>
+        <w:t>Setup a 'Focus Fortress' (Physical or Digital)</w:t>
       </w:r>
     </w:p>
     <w:p>
@@ -237,22 +261,28 @@
         <w:pStyle w:val="Heading1"/>
       </w:pPr>
       <w:r>
-        <w:t>MODULE 5: Public Authority Mindset</w:t>
+        <w:t>MODULE 5: Public Authority &amp; The Imposter Filter</w:t>
       </w:r>
     </w:p>
     <w:p>
       <w:r>
-        <w:t>Objective: Build strategic recognition.</w:t>
+        <w:rPr>
+          <w:b/>
+        </w:rPr>
+        <w:t>Strategic Objective: Overcome the fear of visibility by focusing on systems and impact.</w:t>
       </w:r>
     </w:p>
     <w:p>
       <w:r>
-        <w:t>Overcoming imposter syndrome by focusing on systems and results. Owning your space as a world-class authority.</w:t>
+        <w:t>Imposter syndrome is a symptom of focusing on yourself rather than the 'Layunin.' This module shifts your focus. You aren't 'showing off'; you are 'delivering a protocol.' We discuss 'The Authority Narrative'—how to build a unique perspective that positions you as the definitive voice in your niche. You'll learn to lead with value so visibility becomes a byproduct of service.</w:t>
       </w:r>
     </w:p>
     <w:p>
       <w:r>
-        <w:t>Execution Steps:</w:t>
+        <w:rPr>
+          <w:b/>
+        </w:rPr>
+        <w:t>Elite Execution Steps:</w:t>
       </w:r>
     </w:p>
     <w:p>
@@ -260,7 +290,7 @@
         <w:pStyle w:val="ListBullet"/>
       </w:pPr>
       <w:r>
-        <w:t>Draft your 'Authority Narrative' (Your unique perspective)</w:t>
+        <w:t>Draft your 'Architect's Origin Story'</w:t>
       </w:r>
     </w:p>
     <w:p>
@@ -268,7 +298,7 @@
         <w:pStyle w:val="ListBullet"/>
       </w:pPr>
       <w:r>
-        <w:t>Identify 3 platforms where you will lead the conversation</w:t>
+        <w:t>Identify 3 platforms where you will consistently lead</w:t>
       </w:r>
     </w:p>
     <w:p>
@@ -276,7 +306,7 @@
         <w:pStyle w:val="ListBullet"/>
       </w:pPr>
       <w:r>
-        <w:t>Commit to one weekly 'Value Drop' for 90 days</w:t>
+        <w:t>Post your first 'High-Value Strategic Insight' today</w:t>
       </w:r>
     </w:p>
     <w:p>
@@ -289,22 +319,28 @@
         <w:pStyle w:val="Heading1"/>
       </w:pPr>
       <w:r>
-        <w:t>MODULE 6: The Negotiation Frame</w:t>
+        <w:t>MODULE 6: The Negotiation Frame &amp; Status Architecture</w:t>
       </w:r>
     </w:p>
     <w:p>
       <w:r>
-        <w:t>Objective: Win high-stakes deals with poise.</w:t>
+        <w:rPr>
+          <w:b/>
+        </w:rPr>
+        <w:t>Strategic Objective: Win high-stakes deals by maintaining a high-authority frame.</w:t>
       </w:r>
     </w:p>
     <w:p>
       <w:r>
-        <w:t>The psychology of influence and architectural status. How to command respect and get what you want without being aggressive.</w:t>
+        <w:t>Negotiation is won before the first word is spoken. We discuss 'Status Architecture'—how you position yourself in the mind of the other person. You'll learn the 'Value-First Frame' and how to use 'Tactical Empathy' to uncover the other party's hidden needs. We focus on win-win architectural outcomes where you never have to beg for a deal.</w:t>
       </w:r>
     </w:p>
     <w:p>
       <w:r>
-        <w:t>Execution Steps:</w:t>
+        <w:rPr>
+          <w:b/>
+        </w:rPr>
+        <w:t>Elite Execution Steps:</w:t>
       </w:r>
     </w:p>
     <w:p>
@@ -312,7 +348,7 @@
         <w:pStyle w:val="ListBullet"/>
       </w:pPr>
       <w:r>
-        <w:t>Study the 'Never Split the Difference' framework</w:t>
+        <w:t>Study the 'Labeling' and 'Mirroring' techniques</w:t>
       </w:r>
     </w:p>
     <w:p>
@@ -320,7 +356,7 @@
         <w:pStyle w:val="ListBullet"/>
       </w:pPr>
       <w:r>
-        <w:t>Role-play a difficult negotiation with a peer</w:t>
+        <w:t>Role-play a 'No-Deal' scenario where you walk away</w:t>
       </w:r>
     </w:p>
     <w:p>
@@ -328,7 +364,7 @@
         <w:pStyle w:val="ListBullet"/>
       </w:pPr>
       <w:r>
-        <w:t>Draft your 'Value First' proposal template</w:t>
+        <w:t>Draft a 'Master Proposal' template that establishes authority</w:t>
       </w:r>
     </w:p>
     <w:p>
@@ -341,22 +377,28 @@
         <w:pStyle w:val="Heading1"/>
       </w:pPr>
       <w:r>
-        <w:t>MODULE 7: Emotional Intelligence (EQ) for Leaders</w:t>
+        <w:t>MODULE 7: Emotional Intelligence (EQ) for Elite Leadership</w:t>
       </w:r>
     </w:p>
     <w:p>
       <w:r>
-        <w:t>Objective: Leadership under high pressure.</w:t>
+        <w:rPr>
+          <w:b/>
+        </w:rPr>
+        <w:t>Strategic Objective: Manage your internal state to better lead and inspire others.</w:t>
       </w:r>
     </w:p>
     <w:p>
       <w:r>
-        <w:t>EQ as the engine of team performance. Understanding yourself and others to build a loyal, high-output team.</w:t>
+        <w:t>A leader's state is contagious. If you are stressed, your team is stressed. We cover 'Self-Regulation Protocols' and how to read the 'Emotional Undercurrents' of a team. You'll learn how to give 'Radically Candid' feedback that improves performance without destroying morale. EQ is the oil that keeps the machine of your empire running smoothly.</w:t>
       </w:r>
     </w:p>
     <w:p>
       <w:r>
-        <w:t>Execution Steps:</w:t>
+        <w:rPr>
+          <w:b/>
+        </w:rPr>
+        <w:t>Elite Execution Steps:</w:t>
       </w:r>
     </w:p>
     <w:p>
@@ -364,7 +406,7 @@
         <w:pStyle w:val="ListBullet"/>
       </w:pPr>
       <w:r>
-        <w:t>Perform an EQ Self-Audit (Strengths vs Weaknesses)</w:t>
+        <w:t>Perform an EQ Self-Assessment (Strengths/Gaps)</w:t>
       </w:r>
     </w:p>
     <w:p>
@@ -372,7 +414,7 @@
         <w:pStyle w:val="ListBullet"/>
       </w:pPr>
       <w:r>
-        <w:t>Implement a 'Stability Protocol' for team meetings</w:t>
+        <w:t>Implement the '24-Hour Wait' rule for emotional responses</w:t>
       </w:r>
     </w:p>
     <w:p>
@@ -380,7 +422,7 @@
         <w:pStyle w:val="ListBullet"/>
       </w:pPr>
       <w:r>
-        <w:t>Practice the 'Active Listening' drill daily</w:t>
+        <w:t>Conduct one 'Alignment Sync' with a team member</w:t>
       </w:r>
     </w:p>
     <w:p>
@@ -393,22 +435,28 @@
         <w:pStyle w:val="Heading1"/>
       </w:pPr>
       <w:r>
-        <w:t>MODULE 8: The Infinite Game</w:t>
+        <w:t>MODULE 8: The Infinite Game &amp; Century Vision</w:t>
       </w:r>
     </w:p>
     <w:p>
       <w:r>
-        <w:t>Objective: Transition to a century-long vision.</w:t>
+        <w:rPr>
+          <w:b/>
+        </w:rPr>
+        <w:t>Strategic Objective: Transition from short-term 'hustle' to a multi-decade legacy.</w:t>
       </w:r>
     </w:p>
     <w:p>
       <w:r>
-        <w:t>Prioritizing durability and legacy over short-term speed. The mindset of builders who want to change the world.</w:t>
+        <w:t>The ultimate mindset shift is moving from 'winning the quarter' to 'staying in the game for 100 years.' We discuss the 'Infinite Game' philosophy. You'll build your 'Century Vision' and learn why durability is more important than speed. This module ensures your success is not a flash in the pan but a permanent structure that changes the landscape of your industry.</w:t>
       </w:r>
     </w:p>
     <w:p>
       <w:r>
-        <w:t>Execution Steps:</w:t>
+        <w:rPr>
+          <w:b/>
+        </w:rPr>
+        <w:t>Elite Execution Steps:</w:t>
       </w:r>
     </w:p>
     <w:p>
@@ -416,7 +464,7 @@
         <w:pStyle w:val="ListBullet"/>
       </w:pPr>
       <w:r>
-        <w:t>Write a 100-Year Vision for your work</w:t>
+        <w:t>Define what 'Winning' looks like 20 years from now</w:t>
       </w:r>
     </w:p>
     <w:p>
@@ -424,7 +472,7 @@
         <w:pStyle w:val="ListBullet"/>
       </w:pPr>
       <w:r>
-        <w:t>Identify one 'Legacy Project' with no immediate ROI</w:t>
+        <w:t>Identify one 'Durable Asset' you are building today</w:t>
       </w:r>
     </w:p>
     <w:p>
@@ -432,7 +480,7 @@
         <w:pStyle w:val="ListBullet"/>
       </w:pPr>
       <w:r>
-        <w:t>Audit your current goals for long-term durability</w:t>
+        <w:t>Write a letter to your 'Future Architect' self</w:t>
       </w:r>
     </w:p>
     <w:p>
@@ -813,6 +861,10 @@
     <w:name w:val="Normal"/>
     <w:qFormat/>
     <w:rsid w:val="00FC693F"/>
+    <w:rPr>
+      <w:rFonts w:ascii="Inter" w:hAnsi="Inter"/>
+      <w:sz w:val="22"/>
+    </w:rPr>
   </w:style>
   <w:style w:type="paragraph" w:styleId="Header">
     <w:name w:val="header"/>
